--- a/posts/corrandreg/index.docx
+++ b/posts/corrandreg/index.docx
@@ -52,7 +52,7 @@
         </w:p>
       </w:sdtContent>
     </w:sdt>
-    <w:bookmarkStart w:id="20" w:name="introduction"/>
+    <w:bookmarkStart w:id="9" w:name="introduction"/>
     <w:p>
       <w:pPr>
         <w:pStyle w:val="Heading2"/>
@@ -69,8 +69,8 @@
         <w:t xml:space="preserve">Correlation and regression are two fundamental concepts in statistics, often used to study relationships between variables. While correlation measures the strength and direction of a linear relationship between two variables, regression goes further by modeling the relationship to predict or explain one variable based on another. This blog explores the mathematical underpinnings of both concepts, illustrating their significance in data analysis.</w:t>
       </w:r>
     </w:p>
-    <w:bookmarkEnd w:id="20"/>
-    <w:bookmarkStart w:id="24" w:name="correlation-analysis"/>
+    <w:bookmarkEnd w:id="9"/>
+    <w:bookmarkStart w:id="13" w:name="correlation-analysis"/>
     <w:p>
       <w:pPr>
         <w:pStyle w:val="Heading2"/>
@@ -1190,18 +1190,18 @@
           <wp:inline>
             <wp:extent cx="4257675" cy="3448050"/>
             <wp:effectExtent b="0" l="0" r="0" t="0"/>
-            <wp:docPr descr="" title="" id="22" name="Picture"/>
+            <wp:docPr descr="" title="" id="11" name="Picture"/>
             <a:graphic>
               <a:graphicData uri="http://schemas.openxmlformats.org/drawingml/2006/picture">
                 <pic:pic>
                   <pic:nvPicPr>
-                    <pic:cNvPr descr="index_files/figure-docx/cell-3-output-1.png" id="23" name="Picture"/>
+                    <pic:cNvPr descr="index_files/figure-docx/cell-3-output-1.png" id="12" name="Picture"/>
                     <pic:cNvPicPr>
                       <a:picLocks noChangeArrowheads="1" noChangeAspect="1"/>
                     </pic:cNvPicPr>
                   </pic:nvPicPr>
                   <pic:blipFill>
-                    <a:blip r:embed="rId21"/>
+                    <a:blip r:embed="rId10"/>
                     <a:stretch>
                       <a:fillRect/>
                     </a:stretch>
@@ -1619,28 +1619,30 @@
           <m:r>
             <m:t>r</m:t>
           </m:r>
-          <m:d>
-            <m:dPr>
-              <m:begChr m:val="("/>
-              <m:sepChr m:val=""/>
-              <m:endChr m:val=")"/>
-              <m:grow/>
-            </m:dPr>
-            <m:e>
-              <m:r>
-                <m:t>X</m:t>
-              </m:r>
-              <m:r>
-                <m:rPr>
-                  <m:sty m:val="p"/>
-                </m:rPr>
-                <m:t>,</m:t>
-              </m:r>
-              <m:r>
-                <m:t>Y</m:t>
-              </m:r>
-            </m:e>
-          </m:d>
+          <m:r>
+            <m:rPr>
+              <m:sty m:val="p"/>
+            </m:rPr>
+            <m:t>(</m:t>
+          </m:r>
+          <m:r>
+            <m:t>X</m:t>
+          </m:r>
+          <m:r>
+            <m:rPr>
+              <m:sty m:val="p"/>
+            </m:rPr>
+            <m:t>,</m:t>
+          </m:r>
+          <m:r>
+            <m:t>Y</m:t>
+          </m:r>
+          <m:r>
+            <m:rPr>
+              <m:sty m:val="p"/>
+            </m:rPr>
+            <m:t>)</m:t>
+          </m:r>
           <m:r>
             <m:rPr>
               <m:sty m:val="p"/>
@@ -1661,28 +1663,30 @@
               <m:r>
                 <m:t>v</m:t>
               </m:r>
-              <m:d>
-                <m:dPr>
-                  <m:begChr m:val="("/>
-                  <m:sepChr m:val=""/>
-                  <m:endChr m:val=")"/>
-                  <m:grow/>
-                </m:dPr>
-                <m:e>
-                  <m:r>
-                    <m:t>X</m:t>
-                  </m:r>
-                  <m:r>
-                    <m:rPr>
-                      <m:sty m:val="p"/>
-                    </m:rPr>
-                    <m:t>,</m:t>
-                  </m:r>
-                  <m:r>
-                    <m:t>Y</m:t>
-                  </m:r>
-                </m:e>
-              </m:d>
+              <m:r>
+                <m:rPr>
+                  <m:sty m:val="p"/>
+                </m:rPr>
+                <m:t>(</m:t>
+              </m:r>
+              <m:r>
+                <m:t>X</m:t>
+              </m:r>
+              <m:r>
+                <m:rPr>
+                  <m:sty m:val="p"/>
+                </m:rPr>
+                <m:t>,</m:t>
+              </m:r>
+              <m:r>
+                <m:t>Y</m:t>
+              </m:r>
+              <m:r>
+                <m:rPr>
+                  <m:sty m:val="p"/>
+                </m:rPr>
+                <m:t>)</m:t>
+              </m:r>
             </m:num>
             <m:den>
               <m:rad>
@@ -1700,19 +1704,21 @@
                   <m:r>
                     <m:t>r</m:t>
                   </m:r>
-                  <m:d>
-                    <m:dPr>
-                      <m:begChr m:val="("/>
-                      <m:sepChr m:val=""/>
-                      <m:endChr m:val=")"/>
-                      <m:grow/>
-                    </m:dPr>
-                    <m:e>
-                      <m:r>
-                        <m:t>X</m:t>
-                      </m:r>
-                    </m:e>
-                  </m:d>
+                  <m:r>
+                    <m:rPr>
+                      <m:sty m:val="p"/>
+                    </m:rPr>
+                    <m:t>(</m:t>
+                  </m:r>
+                  <m:r>
+                    <m:t>X</m:t>
+                  </m:r>
+                  <m:r>
+                    <m:rPr>
+                      <m:sty m:val="p"/>
+                    </m:rPr>
+                    <m:t>)</m:t>
+                  </m:r>
                   <m:r>
                     <m:t>v</m:t>
                   </m:r>
@@ -1722,19 +1728,21 @@
                   <m:r>
                     <m:t>r</m:t>
                   </m:r>
-                  <m:d>
-                    <m:dPr>
-                      <m:begChr m:val="("/>
-                      <m:sepChr m:val=""/>
-                      <m:endChr m:val=")"/>
-                      <m:grow/>
-                    </m:dPr>
-                    <m:e>
-                      <m:r>
-                        <m:t>Y</m:t>
-                      </m:r>
-                    </m:e>
-                  </m:d>
+                  <m:r>
+                    <m:rPr>
+                      <m:sty m:val="p"/>
+                    </m:rPr>
+                    <m:t>(</m:t>
+                  </m:r>
+                  <m:r>
+                    <m:t>Y</m:t>
+                  </m:r>
+                  <m:r>
+                    <m:rPr>
+                      <m:sty m:val="p"/>
+                    </m:rPr>
+                    <m:t>)</m:t>
+                  </m:r>
                 </m:e>
               </m:rad>
             </m:den>
@@ -1929,6 +1937,9 @@
                 <m:t>1</m:t>
               </m:r>
             </m:oMath>
+            <w:r>
+              <w:t xml:space="preserve">​</w:t>
+            </w:r>
           </w:p>
         </w:tc>
         <w:tc>
@@ -1973,6 +1984,9 @@
                 <m:t>1</m:t>
               </m:r>
             </m:oMath>
+            <w:r>
+              <w:t xml:space="preserve">​</w:t>
+            </w:r>
           </w:p>
         </w:tc>
         <w:tc>
@@ -2008,6 +2022,9 @@
                 <m:t>0</m:t>
               </m:r>
             </m:oMath>
+            <w:r>
+              <w:t xml:space="preserve">​</w:t>
+            </w:r>
           </w:p>
         </w:tc>
         <w:tc>
@@ -2058,6 +2075,9 @@
                 <m:t>0</m:t>
               </m:r>
             </m:oMath>
+            <w:r>
+              <w:t xml:space="preserve">​</w:t>
+            </w:r>
           </w:p>
         </w:tc>
         <w:tc>
@@ -2099,6 +2119,9 @@
                 <m:t>1</m:t>
               </m:r>
             </m:oMath>
+            <w:r>
+              <w:t xml:space="preserve">​</w:t>
+            </w:r>
           </w:p>
         </w:tc>
         <w:tc>
@@ -3116,8 +3139,8 @@
         <w:t xml:space="preserve">r : 0.92</w:t>
       </w:r>
     </w:p>
-    <w:bookmarkEnd w:id="24"/>
-    <w:bookmarkStart w:id="30" w:name="bivariate-analysis"/>
+    <w:bookmarkEnd w:id="13"/>
+    <w:bookmarkStart w:id="19" w:name="bivariate-analysis"/>
     <w:p>
       <w:pPr>
         <w:pStyle w:val="Heading2"/>
@@ -3192,28 +3215,30 @@
               </m:r>
             </m:sub>
           </m:sSub>
-          <m:d>
-            <m:dPr>
-              <m:begChr m:val="("/>
-              <m:sepChr m:val=""/>
-              <m:endChr m:val=")"/>
-              <m:grow/>
-            </m:dPr>
-            <m:e>
-              <m:r>
-                <m:t>x</m:t>
-              </m:r>
-              <m:r>
-                <m:rPr>
-                  <m:sty m:val="p"/>
-                </m:rPr>
-                <m:t>,</m:t>
-              </m:r>
-              <m:r>
-                <m:t>y</m:t>
-              </m:r>
-            </m:e>
-          </m:d>
+          <m:r>
+            <m:rPr>
+              <m:sty m:val="p"/>
+            </m:rPr>
+            <m:t>(</m:t>
+          </m:r>
+          <m:r>
+            <m:t>x</m:t>
+          </m:r>
+          <m:r>
+            <m:rPr>
+              <m:sty m:val="p"/>
+            </m:rPr>
+            <m:t>,</m:t>
+          </m:r>
+          <m:r>
+            <m:t>y</m:t>
+          </m:r>
+          <m:r>
+            <m:rPr>
+              <m:sty m:val="p"/>
+            </m:rPr>
+            <m:t>)</m:t>
+          </m:r>
           <m:r>
             <m:rPr>
               <m:sty m:val="p"/>
@@ -3324,37 +3349,39 @@
                   <m:r>
                     <m:t>2</m:t>
                   </m:r>
-                  <m:d>
-                    <m:dPr>
-                      <m:begChr m:val="("/>
-                      <m:sepChr m:val=""/>
-                      <m:endChr m:val=")"/>
-                      <m:grow/>
-                    </m:dPr>
+                  <m:r>
+                    <m:rPr>
+                      <m:sty m:val="p"/>
+                    </m:rPr>
+                    <m:t>(</m:t>
+                  </m:r>
+                  <m:r>
+                    <m:t>1</m:t>
+                  </m:r>
+                  <m:r>
+                    <m:rPr>
+                      <m:sty m:val="p"/>
+                    </m:rPr>
+                    <m:t>−</m:t>
+                  </m:r>
+                  <m:sSup>
                     <m:e>
                       <m:r>
-                        <m:t>1</m:t>
+                        <m:t>ρ</m:t>
                       </m:r>
+                    </m:e>
+                    <m:sup>
                       <m:r>
-                        <m:rPr>
-                          <m:sty m:val="p"/>
-                        </m:rPr>
-                        <m:t>−</m:t>
+                        <m:t>2</m:t>
                       </m:r>
-                      <m:sSup>
-                        <m:e>
-                          <m:r>
-                            <m:t>ρ</m:t>
-                          </m:r>
-                        </m:e>
-                        <m:sup>
-                          <m:r>
-                            <m:t>2</m:t>
-                          </m:r>
-                        </m:sup>
-                      </m:sSup>
-                    </m:e>
-                  </m:d>
+                    </m:sup>
+                  </m:sSup>
+                  <m:r>
+                    <m:rPr>
+                      <m:sty m:val="p"/>
+                    </m:rPr>
+                    <m:t>)</m:t>
+                  </m:r>
                 </m:den>
               </m:f>
               <m:d>
@@ -3370,39 +3397,41 @@
                       <m:type m:val="bar"/>
                     </m:fPr>
                     <m:num>
+                      <m:r>
+                        <m:rPr>
+                          <m:sty m:val="p"/>
+                        </m:rPr>
+                        <m:t>(</m:t>
+                      </m:r>
+                      <m:r>
+                        <m:t>x</m:t>
+                      </m:r>
+                      <m:r>
+                        <m:rPr>
+                          <m:sty m:val="p"/>
+                        </m:rPr>
+                        <m:t>−</m:t>
+                      </m:r>
+                      <m:sSub>
+                        <m:e>
+                          <m:r>
+                            <m:t>μ</m:t>
+                          </m:r>
+                        </m:e>
+                        <m:sub>
+                          <m:r>
+                            <m:t>X</m:t>
+                          </m:r>
+                        </m:sub>
+                      </m:sSub>
                       <m:sSup>
                         <m:e>
-                          <m:d>
-                            <m:dPr>
-                              <m:begChr m:val="("/>
-                              <m:sepChr m:val=""/>
-                              <m:endChr m:val=")"/>
-                              <m:grow/>
-                            </m:dPr>
-                            <m:e>
-                              <m:r>
-                                <m:t>x</m:t>
-                              </m:r>
-                              <m:r>
-                                <m:rPr>
-                                  <m:sty m:val="p"/>
-                                </m:rPr>
-                                <m:t>−</m:t>
-                              </m:r>
-                              <m:sSub>
-                                <m:e>
-                                  <m:r>
-                                    <m:t>μ</m:t>
-                                  </m:r>
-                                </m:e>
-                                <m:sub>
-                                  <m:r>
-                                    <m:t>X</m:t>
-                                  </m:r>
-                                </m:sub>
-                              </m:sSub>
-                            </m:e>
-                          </m:d>
+                          <m:r>
+                            <m:rPr>
+                              <m:sty m:val="p"/>
+                            </m:rPr>
+                            <m:t>)</m:t>
+                          </m:r>
                         </m:e>
                         <m:sup>
                           <m:r>
@@ -3448,68 +3477,72 @@
                       <m:type m:val="bar"/>
                     </m:fPr>
                     <m:num>
-                      <m:d>
-                        <m:dPr>
-                          <m:begChr m:val="("/>
-                          <m:sepChr m:val=""/>
-                          <m:endChr m:val=")"/>
-                          <m:grow/>
-                        </m:dPr>
+                      <m:r>
+                        <m:rPr>
+                          <m:sty m:val="p"/>
+                        </m:rPr>
+                        <m:t>(</m:t>
+                      </m:r>
+                      <m:r>
+                        <m:t>x</m:t>
+                      </m:r>
+                      <m:r>
+                        <m:rPr>
+                          <m:sty m:val="p"/>
+                        </m:rPr>
+                        <m:t>−</m:t>
+                      </m:r>
+                      <m:sSub>
                         <m:e>
                           <m:r>
-                            <m:t>x</m:t>
+                            <m:t>μ</m:t>
                           </m:r>
+                        </m:e>
+                        <m:sub>
                           <m:r>
-                            <m:rPr>
-                              <m:sty m:val="p"/>
-                            </m:rPr>
-                            <m:t>−</m:t>
+                            <m:t>X</m:t>
                           </m:r>
-                          <m:sSub>
-                            <m:e>
-                              <m:r>
-                                <m:t>μ</m:t>
-                              </m:r>
-                            </m:e>
-                            <m:sub>
-                              <m:r>
-                                <m:t>X</m:t>
-                              </m:r>
-                            </m:sub>
-                          </m:sSub>
-                        </m:e>
-                      </m:d>
-                      <m:d>
-                        <m:dPr>
-                          <m:begChr m:val="("/>
-                          <m:sepChr m:val=""/>
-                          <m:endChr m:val=")"/>
-                          <m:grow/>
-                        </m:dPr>
+                        </m:sub>
+                      </m:sSub>
+                      <m:r>
+                        <m:rPr>
+                          <m:sty m:val="p"/>
+                        </m:rPr>
+                        <m:t>)</m:t>
+                      </m:r>
+                      <m:r>
+                        <m:rPr>
+                          <m:sty m:val="p"/>
+                        </m:rPr>
+                        <m:t>(</m:t>
+                      </m:r>
+                      <m:r>
+                        <m:t>y</m:t>
+                      </m:r>
+                      <m:r>
+                        <m:rPr>
+                          <m:sty m:val="p"/>
+                        </m:rPr>
+                        <m:t>−</m:t>
+                      </m:r>
+                      <m:sSub>
                         <m:e>
                           <m:r>
-                            <m:t>y</m:t>
+                            <m:t>μ</m:t>
                           </m:r>
+                        </m:e>
+                        <m:sub>
                           <m:r>
-                            <m:rPr>
-                              <m:sty m:val="p"/>
-                            </m:rPr>
-                            <m:t>−</m:t>
+                            <m:t>Y</m:t>
                           </m:r>
-                          <m:sSub>
-                            <m:e>
-                              <m:r>
-                                <m:t>μ</m:t>
-                              </m:r>
-                            </m:e>
-                            <m:sub>
-                              <m:r>
-                                <m:t>Y</m:t>
-                              </m:r>
-                            </m:sub>
-                          </m:sSub>
-                        </m:e>
-                      </m:d>
+                        </m:sub>
+                      </m:sSub>
+                      <m:r>
+                        <m:rPr>
+                          <m:sty m:val="p"/>
+                        </m:rPr>
+                        <m:t>)</m:t>
+                      </m:r>
                     </m:num>
                     <m:den>
                       <m:sSub>
@@ -3549,39 +3582,41 @@
                       <m:type m:val="bar"/>
                     </m:fPr>
                     <m:num>
+                      <m:r>
+                        <m:rPr>
+                          <m:sty m:val="p"/>
+                        </m:rPr>
+                        <m:t>(</m:t>
+                      </m:r>
+                      <m:r>
+                        <m:t>y</m:t>
+                      </m:r>
+                      <m:r>
+                        <m:rPr>
+                          <m:sty m:val="p"/>
+                        </m:rPr>
+                        <m:t>−</m:t>
+                      </m:r>
+                      <m:sSub>
+                        <m:e>
+                          <m:r>
+                            <m:t>μ</m:t>
+                          </m:r>
+                        </m:e>
+                        <m:sub>
+                          <m:r>
+                            <m:t>Y</m:t>
+                          </m:r>
+                        </m:sub>
+                      </m:sSub>
                       <m:sSup>
                         <m:e>
-                          <m:d>
-                            <m:dPr>
-                              <m:begChr m:val="("/>
-                              <m:sepChr m:val=""/>
-                              <m:endChr m:val=")"/>
-                              <m:grow/>
-                            </m:dPr>
-                            <m:e>
-                              <m:r>
-                                <m:t>y</m:t>
-                              </m:r>
-                              <m:r>
-                                <m:rPr>
-                                  <m:sty m:val="p"/>
-                                </m:rPr>
-                                <m:t>−</m:t>
-                              </m:r>
-                              <m:sSub>
-                                <m:e>
-                                  <m:r>
-                                    <m:t>μ</m:t>
-                                  </m:r>
-                                </m:e>
-                                <m:sub>
-                                  <m:r>
-                                    <m:t>Y</m:t>
-                                  </m:r>
-                                </m:sub>
-                              </m:sSub>
-                            </m:e>
-                          </m:d>
+                          <m:r>
+                            <m:rPr>
+                              <m:sty m:val="p"/>
+                            </m:rPr>
+                            <m:t>)</m:t>
+                          </m:r>
                         </m:e>
                         <m:sup>
                           <m:r>
@@ -3628,19 +3663,21 @@
         <w:t xml:space="preserve"> </w:t>
       </w:r>
       <m:oMath>
-        <m:d>
-          <m:dPr>
-            <m:begChr m:val="|"/>
-            <m:sepChr m:val=""/>
-            <m:endChr m:val="|"/>
-            <m:grow/>
-          </m:dPr>
-          <m:e>
-            <m:r>
-              <m:t>ρ</m:t>
-            </m:r>
-          </m:e>
-        </m:d>
+        <m:r>
+          <m:rPr>
+            <m:sty m:val="p"/>
+          </m:rPr>
+          <m:t>|</m:t>
+        </m:r>
+        <m:r>
+          <m:t>ρ</m:t>
+        </m:r>
+        <m:r>
+          <m:rPr>
+            <m:sty m:val="p"/>
+          </m:rPr>
+          <m:t>|</m:t>
+        </m:r>
         <m:r>
           <m:rPr>
             <m:sty m:val="p"/>
@@ -3742,39 +3779,41 @@
               <m:type m:val="bar"/>
             </m:fPr>
             <m:num>
+              <m:r>
+                <m:rPr>
+                  <m:sty m:val="p"/>
+                </m:rPr>
+                <m:t>(</m:t>
+              </m:r>
+              <m:r>
+                <m:t>x</m:t>
+              </m:r>
+              <m:r>
+                <m:rPr>
+                  <m:sty m:val="p"/>
+                </m:rPr>
+                <m:t>−</m:t>
+              </m:r>
+              <m:sSub>
+                <m:e>
+                  <m:r>
+                    <m:t>μ</m:t>
+                  </m:r>
+                </m:e>
+                <m:sub>
+                  <m:r>
+                    <m:t>X</m:t>
+                  </m:r>
+                </m:sub>
+              </m:sSub>
               <m:sSup>
                 <m:e>
-                  <m:d>
-                    <m:dPr>
-                      <m:begChr m:val="("/>
-                      <m:sepChr m:val=""/>
-                      <m:endChr m:val=")"/>
-                      <m:grow/>
-                    </m:dPr>
-                    <m:e>
-                      <m:r>
-                        <m:t>x</m:t>
-                      </m:r>
-                      <m:r>
-                        <m:rPr>
-                          <m:sty m:val="p"/>
-                        </m:rPr>
-                        <m:t>−</m:t>
-                      </m:r>
-                      <m:sSub>
-                        <m:e>
-                          <m:r>
-                            <m:t>μ</m:t>
-                          </m:r>
-                        </m:e>
-                        <m:sub>
-                          <m:r>
-                            <m:t>X</m:t>
-                          </m:r>
-                        </m:sub>
-                      </m:sSub>
-                    </m:e>
-                  </m:d>
+                  <m:r>
+                    <m:rPr>
+                      <m:sty m:val="p"/>
+                    </m:rPr>
+                    <m:t>)</m:t>
+                  </m:r>
                 </m:e>
                 <m:sup>
                   <m:r>
@@ -3820,68 +3859,72 @@
               <m:type m:val="bar"/>
             </m:fPr>
             <m:num>
-              <m:d>
-                <m:dPr>
-                  <m:begChr m:val="("/>
-                  <m:sepChr m:val=""/>
-                  <m:endChr m:val=")"/>
-                  <m:grow/>
-                </m:dPr>
+              <m:r>
+                <m:rPr>
+                  <m:sty m:val="p"/>
+                </m:rPr>
+                <m:t>(</m:t>
+              </m:r>
+              <m:r>
+                <m:t>x</m:t>
+              </m:r>
+              <m:r>
+                <m:rPr>
+                  <m:sty m:val="p"/>
+                </m:rPr>
+                <m:t>−</m:t>
+              </m:r>
+              <m:sSub>
                 <m:e>
                   <m:r>
-                    <m:t>x</m:t>
+                    <m:t>μ</m:t>
                   </m:r>
+                </m:e>
+                <m:sub>
                   <m:r>
-                    <m:rPr>
-                      <m:sty m:val="p"/>
-                    </m:rPr>
-                    <m:t>−</m:t>
+                    <m:t>X</m:t>
                   </m:r>
-                  <m:sSub>
-                    <m:e>
-                      <m:r>
-                        <m:t>μ</m:t>
-                      </m:r>
-                    </m:e>
-                    <m:sub>
-                      <m:r>
-                        <m:t>X</m:t>
-                      </m:r>
-                    </m:sub>
-                  </m:sSub>
-                </m:e>
-              </m:d>
-              <m:d>
-                <m:dPr>
-                  <m:begChr m:val="("/>
-                  <m:sepChr m:val=""/>
-                  <m:endChr m:val=")"/>
-                  <m:grow/>
-                </m:dPr>
+                </m:sub>
+              </m:sSub>
+              <m:r>
+                <m:rPr>
+                  <m:sty m:val="p"/>
+                </m:rPr>
+                <m:t>)</m:t>
+              </m:r>
+              <m:r>
+                <m:rPr>
+                  <m:sty m:val="p"/>
+                </m:rPr>
+                <m:t>(</m:t>
+              </m:r>
+              <m:r>
+                <m:t>y</m:t>
+              </m:r>
+              <m:r>
+                <m:rPr>
+                  <m:sty m:val="p"/>
+                </m:rPr>
+                <m:t>−</m:t>
+              </m:r>
+              <m:sSub>
                 <m:e>
                   <m:r>
-                    <m:t>y</m:t>
+                    <m:t>μ</m:t>
                   </m:r>
+                </m:e>
+                <m:sub>
                   <m:r>
-                    <m:rPr>
-                      <m:sty m:val="p"/>
-                    </m:rPr>
-                    <m:t>−</m:t>
+                    <m:t>Y</m:t>
                   </m:r>
-                  <m:sSub>
-                    <m:e>
-                      <m:r>
-                        <m:t>μ</m:t>
-                      </m:r>
-                    </m:e>
-                    <m:sub>
-                      <m:r>
-                        <m:t>Y</m:t>
-                      </m:r>
-                    </m:sub>
-                  </m:sSub>
-                </m:e>
-              </m:d>
+                </m:sub>
+              </m:sSub>
+              <m:r>
+                <m:rPr>
+                  <m:sty m:val="p"/>
+                </m:rPr>
+                <m:t>)</m:t>
+              </m:r>
             </m:num>
             <m:den>
               <m:sSub>
@@ -3921,39 +3964,41 @@
               <m:type m:val="bar"/>
             </m:fPr>
             <m:num>
+              <m:r>
+                <m:rPr>
+                  <m:sty m:val="p"/>
+                </m:rPr>
+                <m:t>(</m:t>
+              </m:r>
+              <m:r>
+                <m:t>y</m:t>
+              </m:r>
+              <m:r>
+                <m:rPr>
+                  <m:sty m:val="p"/>
+                </m:rPr>
+                <m:t>−</m:t>
+              </m:r>
+              <m:sSub>
+                <m:e>
+                  <m:r>
+                    <m:t>μ</m:t>
+                  </m:r>
+                </m:e>
+                <m:sub>
+                  <m:r>
+                    <m:t>Y</m:t>
+                  </m:r>
+                </m:sub>
+              </m:sSub>
               <m:sSup>
                 <m:e>
-                  <m:d>
-                    <m:dPr>
-                      <m:begChr m:val="("/>
-                      <m:sepChr m:val=""/>
-                      <m:endChr m:val=")"/>
-                      <m:grow/>
-                    </m:dPr>
-                    <m:e>
-                      <m:r>
-                        <m:t>y</m:t>
-                      </m:r>
-                      <m:r>
-                        <m:rPr>
-                          <m:sty m:val="p"/>
-                        </m:rPr>
-                        <m:t>−</m:t>
-                      </m:r>
-                      <m:sSub>
-                        <m:e>
-                          <m:r>
-                            <m:t>μ</m:t>
-                          </m:r>
-                        </m:e>
-                        <m:sub>
-                          <m:r>
-                            <m:t>Y</m:t>
-                          </m:r>
-                        </m:sub>
-                      </m:sSub>
-                    </m:e>
-                  </m:d>
+                  <m:r>
+                    <m:rPr>
+                      <m:sty m:val="p"/>
+                    </m:rPr>
+                    <m:t>)</m:t>
+                  </m:r>
                 </m:e>
                 <m:sup>
                   <m:r>
@@ -3996,19 +4041,21 @@
         <w:t xml:space="preserve"> </w:t>
       </w:r>
       <m:oMath>
-        <m:d>
-          <m:dPr>
-            <m:begChr m:val="|"/>
-            <m:sepChr m:val=""/>
-            <m:endChr m:val="|"/>
-            <m:grow/>
-          </m:dPr>
-          <m:e>
-            <m:r>
-              <m:t>ρ</m:t>
-            </m:r>
-          </m:e>
-        </m:d>
+        <m:r>
+          <m:rPr>
+            <m:sty m:val="p"/>
+          </m:rPr>
+          <m:t>|</m:t>
+        </m:r>
+        <m:r>
+          <m:t>ρ</m:t>
+        </m:r>
+        <m:r>
+          <m:rPr>
+            <m:sty m:val="p"/>
+          </m:rPr>
+          <m:t>|</m:t>
+        </m:r>
         <m:r>
           <m:rPr>
             <m:sty m:val="p"/>
@@ -4048,19 +4095,21 @@
         <w:t xml:space="preserve"> </w:t>
       </w:r>
       <m:oMath>
-        <m:d>
-          <m:dPr>
-            <m:begChr m:val="|"/>
-            <m:sepChr m:val=""/>
-            <m:endChr m:val="|"/>
-            <m:grow/>
-          </m:dPr>
-          <m:e>
-            <m:r>
-              <m:t>ρ</m:t>
-            </m:r>
-          </m:e>
-        </m:d>
+        <m:r>
+          <m:rPr>
+            <m:sty m:val="p"/>
+          </m:rPr>
+          <m:t>|</m:t>
+        </m:r>
+        <m:r>
+          <m:t>ρ</m:t>
+        </m:r>
+        <m:r>
+          <m:rPr>
+            <m:sty m:val="p"/>
+          </m:rPr>
+          <m:t>|</m:t>
+        </m:r>
         <m:r>
           <m:rPr>
             <m:sty m:val="p"/>
@@ -4147,19 +4196,21 @@
         <w:t xml:space="preserve"> </w:t>
       </w:r>
       <m:oMath>
-        <m:d>
-          <m:dPr>
-            <m:begChr m:val="|"/>
-            <m:sepChr m:val=""/>
-            <m:endChr m:val="|"/>
-            <m:grow/>
-          </m:dPr>
-          <m:e>
-            <m:r>
-              <m:t>ρ</m:t>
-            </m:r>
-          </m:e>
-        </m:d>
+        <m:r>
+          <m:rPr>
+            <m:sty m:val="p"/>
+          </m:rPr>
+          <m:t>|</m:t>
+        </m:r>
+        <m:r>
+          <m:t>ρ</m:t>
+        </m:r>
+        <m:r>
+          <m:rPr>
+            <m:sty m:val="p"/>
+          </m:rPr>
+          <m:t>|</m:t>
+        </m:r>
         <m:r>
           <m:rPr>
             <m:sty m:val="p"/>
@@ -4523,37 +4574,39 @@
               </m:sSub>
             </m:den>
           </m:f>
-          <m:d>
-            <m:dPr>
-              <m:begChr m:val="("/>
-              <m:sepChr m:val=""/>
-              <m:endChr m:val=")"/>
-              <m:grow/>
-            </m:dPr>
+          <m:r>
+            <m:rPr>
+              <m:sty m:val="p"/>
+            </m:rPr>
+            <m:t>(</m:t>
+          </m:r>
+          <m:r>
+            <m:t>x</m:t>
+          </m:r>
+          <m:r>
+            <m:rPr>
+              <m:sty m:val="p"/>
+            </m:rPr>
+            <m:t>−</m:t>
+          </m:r>
+          <m:sSub>
             <m:e>
               <m:r>
-                <m:t>x</m:t>
+                <m:t>μ</m:t>
               </m:r>
+            </m:e>
+            <m:sub>
               <m:r>
-                <m:rPr>
-                  <m:sty m:val="p"/>
-                </m:rPr>
-                <m:t>−</m:t>
+                <m:t>X</m:t>
               </m:r>
-              <m:sSub>
-                <m:e>
-                  <m:r>
-                    <m:t>μ</m:t>
-                  </m:r>
-                </m:e>
-                <m:sub>
-                  <m:r>
-                    <m:t>X</m:t>
-                  </m:r>
-                </m:sub>
-              </m:sSub>
-            </m:e>
-          </m:d>
+            </m:sub>
+          </m:sSub>
+          <m:r>
+            <m:rPr>
+              <m:sty m:val="p"/>
+            </m:rPr>
+            <m:t>)</m:t>
+          </m:r>
         </m:oMath>
       </m:oMathPara>
     </w:p>
@@ -4581,28 +4634,30 @@
         <w:t xml:space="preserve"> </w:t>
       </w:r>
       <m:oMath>
-        <m:d>
-          <m:dPr>
-            <m:begChr m:val="("/>
-            <m:sepChr m:val=""/>
-            <m:endChr m:val=")"/>
-            <m:grow/>
-          </m:dPr>
-          <m:e>
-            <m:r>
-              <m:t>X</m:t>
-            </m:r>
-            <m:r>
-              <m:rPr>
-                <m:sty m:val="p"/>
-              </m:rPr>
-              <m:t>,</m:t>
-            </m:r>
-            <m:r>
-              <m:t>Y</m:t>
-            </m:r>
-          </m:e>
-        </m:d>
+        <m:r>
+          <m:rPr>
+            <m:sty m:val="p"/>
+          </m:rPr>
+          <m:t>(</m:t>
+        </m:r>
+        <m:r>
+          <m:t>X</m:t>
+        </m:r>
+        <m:r>
+          <m:rPr>
+            <m:sty m:val="p"/>
+          </m:rPr>
+          <m:t>,</m:t>
+        </m:r>
+        <m:r>
+          <m:t>Y</m:t>
+        </m:r>
+        <m:r>
+          <m:rPr>
+            <m:sty m:val="p"/>
+          </m:rPr>
+          <m:t>)</m:t>
+        </m:r>
       </m:oMath>
       <w:r>
         <w:t xml:space="preserve">-plane. The slope of the line is</w:t>
@@ -4655,67 +4710,71 @@
         <w:t xml:space="preserve"> </w:t>
       </w:r>
       <m:oMath>
-        <m:d>
-          <m:dPr>
-            <m:begChr m:val="("/>
-            <m:sepChr m:val=""/>
-            <m:endChr m:val=")"/>
-            <m:grow/>
-          </m:dPr>
-          <m:e>
-            <m:sSub>
-              <m:e>
-                <m:r>
-                  <m:t>μ</m:t>
-                </m:r>
-              </m:e>
-              <m:sub>
-                <m:r>
-                  <m:t>X</m:t>
-                </m:r>
-              </m:sub>
-            </m:sSub>
-            <m:r>
-              <m:rPr>
-                <m:sty m:val="p"/>
-              </m:rPr>
-              <m:t>,</m:t>
-            </m:r>
-            <m:sSub>
-              <m:e>
-                <m:r>
-                  <m:t>μ</m:t>
-                </m:r>
-              </m:e>
-              <m:sub>
-                <m:r>
-                  <m:t>Y</m:t>
-                </m:r>
-              </m:sub>
-            </m:sSub>
-          </m:e>
-        </m:d>
-      </m:oMath>
-      <w:r>
-        <w:t xml:space="preserve">. When</w:t>
-      </w:r>
-      <w:r>
-        <w:t xml:space="preserve"> </w:t>
-      </w:r>
-      <m:oMath>
-        <m:d>
-          <m:dPr>
-            <m:begChr m:val="|"/>
-            <m:sepChr m:val=""/>
-            <m:endChr m:val="|"/>
-            <m:grow/>
-          </m:dPr>
+        <m:r>
+          <m:rPr>
+            <m:sty m:val="p"/>
+          </m:rPr>
+          <m:t>(</m:t>
+        </m:r>
+        <m:sSub>
           <m:e>
             <m:r>
-              <m:t>ρ</m:t>
+              <m:t>μ</m:t>
             </m:r>
           </m:e>
-        </m:d>
+          <m:sub>
+            <m:r>
+              <m:t>X</m:t>
+            </m:r>
+          </m:sub>
+        </m:sSub>
+        <m:r>
+          <m:rPr>
+            <m:sty m:val="p"/>
+          </m:rPr>
+          <m:t>,</m:t>
+        </m:r>
+        <m:sSub>
+          <m:e>
+            <m:r>
+              <m:t>μ</m:t>
+            </m:r>
+          </m:e>
+          <m:sub>
+            <m:r>
+              <m:t>Y</m:t>
+            </m:r>
+          </m:sub>
+        </m:sSub>
+        <m:r>
+          <m:rPr>
+            <m:sty m:val="p"/>
+          </m:rPr>
+          <m:t>)</m:t>
+        </m:r>
+      </m:oMath>
+      <w:r>
+        <w:t xml:space="preserve">. When</w:t>
+      </w:r>
+      <w:r>
+        <w:t xml:space="preserve"> </w:t>
+      </w:r>
+      <m:oMath>
+        <m:r>
+          <m:rPr>
+            <m:sty m:val="p"/>
+          </m:rPr>
+          <m:t>|</m:t>
+        </m:r>
+        <m:r>
+          <m:t>ρ</m:t>
+        </m:r>
+        <m:r>
+          <m:rPr>
+            <m:sty m:val="p"/>
+          </m:rPr>
+          <m:t>|</m:t>
+        </m:r>
         <m:r>
           <m:rPr>
             <m:sty m:val="p"/>
@@ -6869,18 +6928,18 @@
           <wp:inline>
             <wp:extent cx="5334000" cy="2740403"/>
             <wp:effectExtent b="0" l="0" r="0" t="0"/>
-            <wp:docPr descr="" title="" id="26" name="Picture"/>
+            <wp:docPr descr="" title="" id="15" name="Picture"/>
             <a:graphic>
               <a:graphicData uri="http://schemas.openxmlformats.org/drawingml/2006/picture">
                 <pic:pic>
                   <pic:nvPicPr>
-                    <pic:cNvPr descr="index_files/figure-docx/cell-5-output-1.png" id="27" name="Picture"/>
+                    <pic:cNvPr descr="index_files/figure-docx/cell-5-output-1.png" id="16" name="Picture"/>
                     <pic:cNvPicPr>
                       <a:picLocks noChangeArrowheads="1" noChangeAspect="1"/>
                     </pic:cNvPicPr>
                   </pic:nvPicPr>
                   <pic:blipFill>
-                    <a:blip r:embed="rId25"/>
+                    <a:blip r:embed="rId14"/>
                     <a:stretch>
                       <a:fillRect/>
                     </a:stretch>
@@ -6907,7 +6966,7 @@
         </w:drawing>
       </w:r>
     </w:p>
-    <w:bookmarkStart w:id="28" w:name="t-statistic"/>
+    <w:bookmarkStart w:id="17" w:name="t-statistic"/>
     <w:p>
       <w:pPr>
         <w:pStyle w:val="Heading3"/>
@@ -7101,8 +7160,8 @@
         <w:t xml:space="preserve">degree of freedom.</w:t>
       </w:r>
     </w:p>
-    <w:bookmarkEnd w:id="28"/>
-    <w:bookmarkStart w:id="29" w:name="fishers-transformation-of-r"/>
+    <w:bookmarkEnd w:id="17"/>
+    <w:bookmarkStart w:id="18" w:name="fishers-transformation-of-r"/>
     <w:p>
       <w:pPr>
         <w:pStyle w:val="Heading3"/>
@@ -7940,19 +7999,21 @@
             </m:r>
           </m:sup>
         </m:sSup>
-        <m:d>
-          <m:dPr>
-            <m:begChr m:val="("/>
-            <m:sepChr m:val=""/>
-            <m:endChr m:val=")"/>
-            <m:grow/>
-          </m:dPr>
-          <m:e>
-            <m:r>
-              <m:t>0.92</m:t>
-            </m:r>
-          </m:e>
-        </m:d>
+        <m:r>
+          <m:rPr>
+            <m:sty m:val="p"/>
+          </m:rPr>
+          <m:t>(</m:t>
+        </m:r>
+        <m:r>
+          <m:t>0.92</m:t>
+        </m:r>
+        <m:r>
+          <m:rPr>
+            <m:sty m:val="p"/>
+          </m:rPr>
+          <m:t>)</m:t>
+        </m:r>
       </m:oMath>
       <w:r>
         <w:t xml:space="preserve"> </w:t>
@@ -8155,28 +8216,30 @@
         <m:r>
           <m:t>N</m:t>
         </m:r>
-        <m:d>
-          <m:dPr>
-            <m:begChr m:val="("/>
-            <m:sepChr m:val=""/>
-            <m:endChr m:val=")"/>
-            <m:grow/>
-          </m:dPr>
-          <m:e>
-            <m:r>
-              <m:t>0</m:t>
-            </m:r>
-            <m:r>
-              <m:rPr>
-                <m:sty m:val="p"/>
-              </m:rPr>
-              <m:t>,</m:t>
-            </m:r>
-            <m:r>
-              <m:t>1</m:t>
-            </m:r>
-          </m:e>
-        </m:d>
+        <m:r>
+          <m:rPr>
+            <m:sty m:val="p"/>
+          </m:rPr>
+          <m:t>(</m:t>
+        </m:r>
+        <m:r>
+          <m:t>0</m:t>
+        </m:r>
+        <m:r>
+          <m:rPr>
+            <m:sty m:val="p"/>
+          </m:rPr>
+          <m:t>,</m:t>
+        </m:r>
+        <m:r>
+          <m:t>1</m:t>
+        </m:r>
+        <m:r>
+          <m:rPr>
+            <m:sty m:val="p"/>
+          </m:rPr>
+          <m:t>)</m:t>
+        </m:r>
       </m:oMath>
       <w:r>
         <w:t xml:space="preserve"> </w:t>
@@ -8290,9 +8353,9 @@
         <w:t xml:space="preserve">ie that there is a positive linear correlation between the stock price and portfolio value.</w:t>
       </w:r>
     </w:p>
-    <w:bookmarkEnd w:id="29"/>
-    <w:bookmarkEnd w:id="30"/>
-    <w:bookmarkStart w:id="50" w:name="regression-analysis"/>
+    <w:bookmarkEnd w:id="18"/>
+    <w:bookmarkEnd w:id="19"/>
+    <w:bookmarkStart w:id="39" w:name="regression-analysis"/>
     <w:p>
       <w:pPr>
         <w:pStyle w:val="Heading2"/>
@@ -8312,48 +8375,50 @@
         <w:t xml:space="preserve"> </w:t>
       </w:r>
       <m:oMath>
+        <m:r>
+          <m:rPr>
+            <m:sty m:val="p"/>
+          </m:rPr>
+          <m:t>(</m:t>
+        </m:r>
+        <m:sSub>
+          <m:e>
+            <m:r>
+              <m:t>x</m:t>
+            </m:r>
+          </m:e>
+          <m:sub>
+            <m:r>
+              <m:t>i</m:t>
+            </m:r>
+          </m:sub>
+        </m:sSub>
+        <m:r>
+          <m:rPr>
+            <m:sty m:val="p"/>
+          </m:rPr>
+          <m:t>,</m:t>
+        </m:r>
+        <m:sSub>
+          <m:e>
+            <m:r>
+              <m:t>y</m:t>
+            </m:r>
+          </m:e>
+          <m:sub>
+            <m:r>
+              <m:t>i</m:t>
+            </m:r>
+          </m:sub>
+        </m:sSub>
         <m:sSubSup>
           <m:e>
-            <m:d>
-              <m:dPr>
-                <m:begChr m:val="("/>
-                <m:sepChr m:val=""/>
-                <m:endChr m:val=")"/>
-                <m:grow/>
-              </m:dPr>
-              <m:e>
-                <m:sSub>
-                  <m:e>
-                    <m:r>
-                      <m:t>x</m:t>
-                    </m:r>
-                  </m:e>
-                  <m:sub>
-                    <m:r>
-                      <m:t>i</m:t>
-                    </m:r>
-                  </m:sub>
-                </m:sSub>
-                <m:r>
-                  <m:rPr>
-                    <m:sty m:val="p"/>
-                  </m:rPr>
-                  <m:t>,</m:t>
-                </m:r>
-                <m:sSub>
-                  <m:e>
-                    <m:r>
-                      <m:t>y</m:t>
-                    </m:r>
-                  </m:e>
-                  <m:sub>
-                    <m:r>
-                      <m:t>i</m:t>
-                    </m:r>
-                  </m:sub>
-                </m:sSub>
-              </m:e>
-            </m:d>
+            <m:r>
+              <m:rPr>
+                <m:sty m:val="p"/>
+              </m:rPr>
+              <m:t>)</m:t>
+            </m:r>
           </m:e>
           <m:sub>
             <m:r>
@@ -8408,8 +8473,8 @@
           <m:e>
             <m:r>
               <m:rPr>
+                <m:scr m:val="double-struck"/>
                 <m:sty m:val="p"/>
-                <m:scr m:val="double-struck"/>
               </m:rPr>
               <m:t>ϵ</m:t>
             </m:r>
@@ -8417,8 +8482,8 @@
           <m:sub>
             <m:r>
               <m:rPr>
+                <m:scr m:val="double-struck"/>
                 <m:sty m:val="p"/>
-                <m:scr m:val="double-struck"/>
               </m:rPr>
               <m:t>i</m:t>
             </m:r>
@@ -8453,28 +8518,30 @@
         <m:r>
           <m:t>r</m:t>
         </m:r>
-        <m:d>
-          <m:dPr>
-            <m:begChr m:val="["/>
-            <m:sepChr m:val=""/>
-            <m:endChr m:val="]"/>
-            <m:grow/>
-          </m:dPr>
+        <m:r>
+          <m:rPr>
+            <m:sty m:val="p"/>
+          </m:rPr>
+          <m:t>[</m:t>
+        </m:r>
+        <m:sSub>
           <m:e>
-            <m:sSub>
-              <m:e>
-                <m:r>
-                  <m:t>ϵ</m:t>
-                </m:r>
-              </m:e>
-              <m:sub>
-                <m:r>
-                  <m:t>i</m:t>
-                </m:r>
-              </m:sub>
-            </m:sSub>
+            <m:r>
+              <m:t>ϵ</m:t>
+            </m:r>
           </m:e>
-        </m:d>
+          <m:sub>
+            <m:r>
+              <m:t>i</m:t>
+            </m:r>
+          </m:sub>
+        </m:sSub>
+        <m:r>
+          <m:rPr>
+            <m:sty m:val="p"/>
+          </m:rPr>
+          <m:t>]</m:t>
+        </m:r>
         <m:r>
           <m:rPr>
             <m:sty m:val="p"/>
@@ -8498,7 +8565,7 @@
         <w:t xml:space="preserve">.</w:t>
       </w:r>
     </w:p>
-    <w:bookmarkStart w:id="31" w:name="model-fitting"/>
+    <w:bookmarkStart w:id="20" w:name="model-fitting"/>
     <w:p>
       <w:pPr>
         <w:pStyle w:val="Heading3"/>
@@ -8830,8 +8897,8 @@
         <w:pStyle w:val="BodyText"/>
       </w:pPr>
     </w:p>
-    <w:bookmarkEnd w:id="31"/>
-    <w:bookmarkStart w:id="35" w:name="goodness-of-fit"/>
+    <w:bookmarkEnd w:id="20"/>
+    <w:bookmarkStart w:id="24" w:name="goodness-of-fit"/>
     <w:p>
       <w:pPr>
         <w:pStyle w:val="Heading3"/>
@@ -8890,46 +8957,48 @@
             </m:rPr>
             <m:t>∑</m:t>
           </m:r>
+          <m:r>
+            <m:rPr>
+              <m:sty m:val="p"/>
+            </m:rPr>
+            <m:t>(</m:t>
+          </m:r>
+          <m:sSub>
+            <m:e>
+              <m:r>
+                <m:t>y</m:t>
+              </m:r>
+            </m:e>
+            <m:sub>
+              <m:r>
+                <m:t>i</m:t>
+              </m:r>
+            </m:sub>
+          </m:sSub>
+          <m:r>
+            <m:rPr>
+              <m:sty m:val="p"/>
+            </m:rPr>
+            <m:t>−</m:t>
+          </m:r>
+          <m:acc>
+            <m:accPr>
+              <m:chr m:val="‾"/>
+            </m:accPr>
+            <m:e>
+              <m:r>
+                <m:t>y</m:t>
+              </m:r>
+            </m:e>
+          </m:acc>
           <m:sSup>
             <m:e>
-              <m:d>
-                <m:dPr>
-                  <m:begChr m:val="("/>
-                  <m:sepChr m:val=""/>
-                  <m:endChr m:val=")"/>
-                  <m:grow/>
-                </m:dPr>
-                <m:e>
-                  <m:sSub>
-                    <m:e>
-                      <m:r>
-                        <m:t>y</m:t>
-                      </m:r>
-                    </m:e>
-                    <m:sub>
-                      <m:r>
-                        <m:t>i</m:t>
-                      </m:r>
-                    </m:sub>
-                  </m:sSub>
-                  <m:r>
-                    <m:rPr>
-                      <m:sty m:val="p"/>
-                    </m:rPr>
-                    <m:t>−</m:t>
-                  </m:r>
-                  <m:acc>
-                    <m:accPr>
-                      <m:chr m:val="‾"/>
-                    </m:accPr>
-                    <m:e>
-                      <m:r>
-                        <m:t>y</m:t>
-                      </m:r>
-                    </m:e>
-                  </m:acc>
-                </m:e>
-              </m:d>
+              <m:r>
+                <m:rPr>
+                  <m:sty m:val="p"/>
+                </m:rPr>
+                <m:t>)</m:t>
+              </m:r>
             </m:e>
             <m:sup>
               <m:r>
@@ -8958,37 +9027,27 @@
         <w:pStyle w:val="BodyText"/>
       </w:pPr>
       <w:r>
-        <w:t xml:space="preserve">In the case that the data are</w:t>
-      </w:r>
-      <w:r>
-        <w:t xml:space="preserve"> </w:t>
-      </w:r>
-      <w:r>
-        <w:t xml:space="preserve">“close”</w:t>
-      </w:r>
-      <w:r>
-        <w:t xml:space="preserve"> </w:t>
-      </w:r>
-      <w:r>
-        <w:t xml:space="preserve">to a line (</w:t>
+        <w:t xml:space="preserve">In the case that the data are “close” to a line (</w:t>
       </w:r>
       <w:r>
         <w:t xml:space="preserve"> </w:t>
       </w:r>
       <m:oMath>
-        <m:d>
-          <m:dPr>
-            <m:begChr m:val="|"/>
-            <m:sepChr m:val=""/>
-            <m:endChr m:val="|"/>
-            <m:grow/>
-          </m:dPr>
-          <m:e>
-            <m:r>
-              <m:t>r</m:t>
-            </m:r>
-          </m:e>
-        </m:d>
+        <m:r>
+          <m:rPr>
+            <m:sty m:val="p"/>
+          </m:rPr>
+          <m:t>|</m:t>
+        </m:r>
+        <m:r>
+          <m:t>r</m:t>
+        </m:r>
+        <m:r>
+          <m:rPr>
+            <m:sty m:val="p"/>
+          </m:rPr>
+          <m:t>|</m:t>
+        </m:r>
       </m:oMath>
       <w:r>
         <w:t xml:space="preserve"> </w:t>
@@ -9078,37 +9137,27 @@
         <w:pStyle w:val="BodyText"/>
       </w:pPr>
       <w:r>
-        <w:t xml:space="preserve">In the case that the data are not</w:t>
-      </w:r>
-      <w:r>
-        <w:t xml:space="preserve"> </w:t>
-      </w:r>
-      <w:r>
-        <w:t xml:space="preserve">“close”</w:t>
-      </w:r>
-      <w:r>
-        <w:t xml:space="preserve"> </w:t>
-      </w:r>
-      <w:r>
-        <w:t xml:space="preserve">to a line (</w:t>
+        <w:t xml:space="preserve">In the case that the data are not “close” to a line (</w:t>
       </w:r>
       <w:r>
         <w:t xml:space="preserve"> </w:t>
       </w:r>
       <m:oMath>
-        <m:d>
-          <m:dPr>
-            <m:begChr m:val="|"/>
-            <m:sepChr m:val=""/>
-            <m:endChr m:val="|"/>
-            <m:grow/>
-          </m:dPr>
-          <m:e>
-            <m:r>
-              <m:t>r</m:t>
-            </m:r>
-          </m:e>
-        </m:d>
+        <m:r>
+          <m:rPr>
+            <m:sty m:val="p"/>
+          </m:rPr>
+          <m:t>|</m:t>
+        </m:r>
+        <m:r>
+          <m:t>r</m:t>
+        </m:r>
+        <m:r>
+          <m:rPr>
+            <m:sty m:val="p"/>
+          </m:rPr>
+          <m:t>|</m:t>
+        </m:r>
       </m:oMath>
       <w:r>
         <w:t xml:space="preserve"> </w:t>
@@ -9192,19 +9241,7 @@
         <w:pStyle w:val="BodyText"/>
       </w:pPr>
       <w:r>
-        <w:t xml:space="preserve">The proportion of the total variability of the responses</w:t>
-      </w:r>
-      <w:r>
-        <w:t xml:space="preserve"> </w:t>
-      </w:r>
-      <w:r>
-        <w:t xml:space="preserve">“explained”</w:t>
-      </w:r>
-      <w:r>
-        <w:t xml:space="preserve"> </w:t>
-      </w:r>
-      <w:r>
-        <w:t xml:space="preserve">by a model is</w:t>
+        <w:t xml:space="preserve">The proportion of the total variability of the responses “explained” by a model is</w:t>
       </w:r>
       <w:r>
         <w:t xml:space="preserve"> </w:t>
@@ -9918,18 +9955,18 @@
           <wp:inline>
             <wp:extent cx="4257675" cy="3638550"/>
             <wp:effectExtent b="0" l="0" r="0" t="0"/>
-            <wp:docPr descr="" title="" id="33" name="Picture"/>
+            <wp:docPr descr="" title="" id="22" name="Picture"/>
             <a:graphic>
               <a:graphicData uri="http://schemas.openxmlformats.org/drawingml/2006/picture">
                 <pic:pic>
                   <pic:nvPicPr>
-                    <pic:cNvPr descr="index_files/figure-docx/cell-6-output-1.png" id="34" name="Picture"/>
+                    <pic:cNvPr descr="index_files/figure-docx/cell-6-output-1.png" id="23" name="Picture"/>
                     <pic:cNvPicPr>
                       <a:picLocks noChangeArrowheads="1" noChangeAspect="1"/>
                     </pic:cNvPicPr>
                   </pic:nvPicPr>
                   <pic:blipFill>
-                    <a:blip r:embed="rId32"/>
+                    <a:blip r:embed="rId21"/>
                     <a:stretch>
                       <a:fillRect/>
                     </a:stretch>
@@ -9956,8 +9993,8 @@
         </w:drawing>
       </w:r>
     </w:p>
-    <w:bookmarkEnd w:id="35"/>
-    <w:bookmarkStart w:id="39" w:name="inference-on-beta"/>
+    <w:bookmarkEnd w:id="24"/>
+    <w:bookmarkStart w:id="28" w:name="inference-on-beta"/>
     <w:p>
       <w:pPr>
         <w:pStyle w:val="Heading3"/>
@@ -10130,44 +10167,46 @@
               </m:rPr>
               <m:t>∑</m:t>
             </m:r>
-            <m:d>
-              <m:dPr>
-                <m:begChr m:val="("/>
-                <m:sepChr m:val=""/>
-                <m:endChr m:val=")"/>
-                <m:grow/>
-              </m:dPr>
+            <m:r>
+              <m:rPr>
+                <m:sty m:val="p"/>
+              </m:rPr>
+              <m:t>(</m:t>
+            </m:r>
+            <m:sSub>
               <m:e>
-                <m:sSub>
-                  <m:e>
-                    <m:r>
-                      <m:t>x</m:t>
-                    </m:r>
-                  </m:e>
-                  <m:sub>
-                    <m:r>
-                      <m:t>i</m:t>
-                    </m:r>
-                  </m:sub>
-                </m:sSub>
                 <m:r>
-                  <m:rPr>
-                    <m:sty m:val="p"/>
-                  </m:rPr>
-                  <m:t>−</m:t>
+                  <m:t>x</m:t>
                 </m:r>
-                <m:acc>
-                  <m:accPr>
-                    <m:chr m:val="‾"/>
-                  </m:accPr>
-                  <m:e>
-                    <m:r>
-                      <m:t>x</m:t>
-                    </m:r>
-                  </m:e>
-                </m:acc>
               </m:e>
-            </m:d>
+              <m:sub>
+                <m:r>
+                  <m:t>i</m:t>
+                </m:r>
+              </m:sub>
+            </m:sSub>
+            <m:r>
+              <m:rPr>
+                <m:sty m:val="p"/>
+              </m:rPr>
+              <m:t>−</m:t>
+            </m:r>
+            <m:acc>
+              <m:accPr>
+                <m:chr m:val="‾"/>
+              </m:accPr>
+              <m:e>
+                <m:r>
+                  <m:t>x</m:t>
+                </m:r>
+              </m:e>
+            </m:acc>
+            <m:r>
+              <m:rPr>
+                <m:sty m:val="p"/>
+              </m:rPr>
+              <m:t>)</m:t>
+            </m:r>
             <m:sSub>
               <m:e>
                 <m:r>
@@ -10209,75 +10248,17 @@
       <m:oMath>
         <m:r>
           <m:rPr>
+            <m:scr m:val="double-struck"/>
             <m:sty m:val="p"/>
-            <m:scr m:val="double-struck"/>
           </m:rPr>
           <m:t>E</m:t>
         </m:r>
-        <m:d>
-          <m:dPr>
-            <m:begChr m:val="("/>
-            <m:sepChr m:val=""/>
-            <m:endChr m:val=")"/>
-            <m:grow/>
-          </m:dPr>
-          <m:e>
-            <m:sSub>
-              <m:e>
-                <m:r>
-                  <m:t>Y</m:t>
-                </m:r>
-              </m:e>
-              <m:sub>
-                <m:r>
-                  <m:t>i</m:t>
-                </m:r>
-              </m:sub>
-            </m:sSub>
-          </m:e>
-        </m:d>
         <m:r>
           <m:rPr>
             <m:sty m:val="p"/>
           </m:rPr>
-          <m:t>=</m:t>
-        </m:r>
-        <m:r>
-          <m:t>α</m:t>
-        </m:r>
-        <m:r>
-          <m:rPr>
-            <m:sty m:val="p"/>
-          </m:rPr>
-          <m:t>+</m:t>
-        </m:r>
-        <m:r>
-          <m:t>β</m:t>
-        </m:r>
-        <m:r>
-          <m:t>x</m:t>
-        </m:r>
-      </m:oMath>
-      <w:r>
-        <w:t xml:space="preserve">. Putting these together we obtain,</w:t>
-      </w:r>
-    </w:p>
-    <w:p>
-      <w:pPr>
-        <w:pStyle w:val="BodyText"/>
-      </w:pPr>
-    </w:p>
-    <w:p>
-      <w:pPr>
-        <w:pStyle w:val="BodyText"/>
-      </w:pPr>
-      <w:r>
-        <w:t xml:space="preserve">Now the fact that</w:t>
-      </w:r>
-      <w:r>
-        <w:t xml:space="preserve"> </w:t>
-      </w:r>
-      <m:oMath>
+          <m:t>(</m:t>
+        </m:r>
         <m:sSub>
           <m:e>
             <m:r>
@@ -10294,8 +10275,70 @@
           <m:rPr>
             <m:sty m:val="p"/>
           </m:rPr>
-          <m:t>′</m:t>
-        </m:r>
+          <m:t>)</m:t>
+        </m:r>
+        <m:r>
+          <m:rPr>
+            <m:sty m:val="p"/>
+          </m:rPr>
+          <m:t>=</m:t>
+        </m:r>
+        <m:r>
+          <m:t>α</m:t>
+        </m:r>
+        <m:r>
+          <m:rPr>
+            <m:sty m:val="p"/>
+          </m:rPr>
+          <m:t>+</m:t>
+        </m:r>
+        <m:r>
+          <m:t>β</m:t>
+        </m:r>
+        <m:r>
+          <m:t>x</m:t>
+        </m:r>
+      </m:oMath>
+      <w:r>
+        <w:t xml:space="preserve">. Putting these together we obtain,</w:t>
+      </w:r>
+    </w:p>
+    <w:p>
+      <w:pPr>
+        <w:pStyle w:val="BodyText"/>
+      </w:pPr>
+    </w:p>
+    <w:p>
+      <w:pPr>
+        <w:pStyle w:val="BodyText"/>
+      </w:pPr>
+      <w:r>
+        <w:t xml:space="preserve">Now the fact that</w:t>
+      </w:r>
+      <w:r>
+        <w:t xml:space="preserve"> </w:t>
+      </w:r>
+      <m:oMath>
+        <m:sSubSup>
+          <m:e>
+            <m:r>
+              <m:t>Y</m:t>
+            </m:r>
+          </m:e>
+          <m:sub>
+            <m:r>
+              <m:t>i</m:t>
+            </m:r>
+          </m:sub>
+          <m:sup>
+            <m:r>
+              <m:rPr>
+                <m:sty m:val="p"/>
+              </m:rPr>
+              <m:t>′</m:t>
+            </m:r>
+          </m:sup>
+        </m:sSubSup>
       </m:oMath>
       <w:r>
         <w:t xml:space="preserve">s are uncorrelated. Therefore,</w:t>
@@ -10327,59 +10370,12 @@
               </m:rPr>
               <m:t>∑</m:t>
             </m:r>
-            <m:d>
-              <m:dPr>
-                <m:begChr m:val="("/>
-                <m:sepChr m:val=""/>
-                <m:endChr m:val=")"/>
-                <m:grow/>
-              </m:dPr>
-              <m:e>
-                <m:sSub>
-                  <m:e>
-                    <m:r>
-                      <m:t>Y</m:t>
-                    </m:r>
-                  </m:e>
-                  <m:sub>
-                    <m:r>
-                      <m:t>i</m:t>
-                    </m:r>
-                  </m:sub>
-                </m:sSub>
-              </m:e>
-            </m:d>
-          </m:e>
-        </m:d>
-        <m:r>
-          <m:rPr>
-            <m:sty m:val="p"/>
-          </m:rPr>
-          <m:t>=</m:t>
-        </m:r>
-        <m:r>
-          <m:rPr>
-            <m:sty m:val="p"/>
-          </m:rPr>
-          <m:t>∑</m:t>
-        </m:r>
-        <m:r>
-          <m:t>v</m:t>
-        </m:r>
-        <m:r>
-          <m:t>a</m:t>
-        </m:r>
-        <m:r>
-          <m:t>r</m:t>
-        </m:r>
-        <m:d>
-          <m:dPr>
-            <m:begChr m:val="("/>
-            <m:sepChr m:val=""/>
-            <m:endChr m:val=")"/>
-            <m:grow/>
-          </m:dPr>
-          <m:e>
+            <m:r>
+              <m:rPr>
+                <m:sty m:val="p"/>
+              </m:rPr>
+              <m:t>(</m:t>
+            </m:r>
             <m:sSub>
               <m:e>
                 <m:r>
@@ -10392,8 +10388,59 @@
                 </m:r>
               </m:sub>
             </m:sSub>
+            <m:r>
+              <m:rPr>
+                <m:sty m:val="p"/>
+              </m:rPr>
+              <m:t>)</m:t>
+            </m:r>
           </m:e>
         </m:d>
+        <m:r>
+          <m:rPr>
+            <m:sty m:val="p"/>
+          </m:rPr>
+          <m:t>=</m:t>
+        </m:r>
+        <m:r>
+          <m:rPr>
+            <m:sty m:val="p"/>
+          </m:rPr>
+          <m:t>∑</m:t>
+        </m:r>
+        <m:r>
+          <m:t>v</m:t>
+        </m:r>
+        <m:r>
+          <m:t>a</m:t>
+        </m:r>
+        <m:r>
+          <m:t>r</m:t>
+        </m:r>
+        <m:r>
+          <m:rPr>
+            <m:sty m:val="p"/>
+          </m:rPr>
+          <m:t>(</m:t>
+        </m:r>
+        <m:sSub>
+          <m:e>
+            <m:r>
+              <m:t>Y</m:t>
+            </m:r>
+          </m:e>
+          <m:sub>
+            <m:r>
+              <m:t>i</m:t>
+            </m:r>
+          </m:sub>
+        </m:sSub>
+        <m:r>
+          <m:rPr>
+            <m:sty m:val="p"/>
+          </m:rPr>
+          <m:t>)</m:t>
+        </m:r>
       </m:oMath>
       <w:r>
         <w:t xml:space="preserve"> </w:t>
@@ -10414,28 +10461,30 @@
         <m:r>
           <m:t>r</m:t>
         </m:r>
-        <m:d>
-          <m:dPr>
-            <m:begChr m:val="("/>
-            <m:sepChr m:val=""/>
-            <m:endChr m:val=")"/>
-            <m:grow/>
-          </m:dPr>
+        <m:r>
+          <m:rPr>
+            <m:sty m:val="p"/>
+          </m:rPr>
+          <m:t>(</m:t>
+        </m:r>
+        <m:sSub>
           <m:e>
-            <m:sSub>
-              <m:e>
-                <m:r>
-                  <m:t>Y</m:t>
-                </m:r>
-              </m:e>
-              <m:sub>
-                <m:r>
-                  <m:t>i</m:t>
-                </m:r>
-              </m:sub>
-            </m:sSub>
+            <m:r>
+              <m:t>Y</m:t>
+            </m:r>
           </m:e>
-        </m:d>
+          <m:sub>
+            <m:r>
+              <m:t>i</m:t>
+            </m:r>
+          </m:sub>
+        </m:sSub>
+        <m:r>
+          <m:rPr>
+            <m:sty m:val="p"/>
+          </m:rPr>
+          <m:t>)</m:t>
+        </m:r>
         <m:r>
           <m:rPr>
             <m:sty m:val="p"/>
@@ -10477,31 +10526,33 @@
       <m:oMath>
         <m:r>
           <m:rPr>
+            <m:scr m:val="double-struck"/>
             <m:sty m:val="p"/>
-            <m:scr m:val="double-struck"/>
           </m:rPr>
           <m:t>E</m:t>
         </m:r>
-        <m:d>
-          <m:dPr>
-            <m:begChr m:val="("/>
-            <m:sepChr m:val=""/>
-            <m:endChr m:val=")"/>
-            <m:grow/>
-          </m:dPr>
+        <m:r>
+          <m:rPr>
+            <m:sty m:val="p"/>
+          </m:rPr>
+          <m:t>(</m:t>
+        </m:r>
+        <m:acc>
+          <m:accPr>
+            <m:chr m:val="̂"/>
+          </m:accPr>
           <m:e>
-            <m:acc>
-              <m:accPr>
-                <m:chr m:val="̂"/>
-              </m:accPr>
-              <m:e>
-                <m:r>
-                  <m:t>β</m:t>
-                </m:r>
-              </m:e>
-            </m:acc>
+            <m:r>
+              <m:t>β</m:t>
+            </m:r>
           </m:e>
-        </m:d>
+        </m:acc>
+        <m:r>
+          <m:rPr>
+            <m:sty m:val="p"/>
+          </m:rPr>
+          <m:t>)</m:t>
+        </m:r>
         <m:r>
           <m:rPr>
             <m:sty m:val="p"/>
@@ -10531,26 +10582,28 @@
         <m:r>
           <m:t>r</m:t>
         </m:r>
-        <m:d>
-          <m:dPr>
-            <m:begChr m:val="("/>
-            <m:sepChr m:val=""/>
-            <m:endChr m:val=")"/>
-            <m:grow/>
-          </m:dPr>
+        <m:r>
+          <m:rPr>
+            <m:sty m:val="p"/>
+          </m:rPr>
+          <m:t>(</m:t>
+        </m:r>
+        <m:acc>
+          <m:accPr>
+            <m:chr m:val="̂"/>
+          </m:accPr>
           <m:e>
-            <m:acc>
-              <m:accPr>
-                <m:chr m:val="̂"/>
-              </m:accPr>
-              <m:e>
-                <m:r>
-                  <m:t>β</m:t>
-                </m:r>
-              </m:e>
-            </m:acc>
+            <m:r>
+              <m:t>β</m:t>
+            </m:r>
           </m:e>
-        </m:d>
+        </m:acc>
+        <m:r>
+          <m:rPr>
+            <m:sty m:val="p"/>
+          </m:rPr>
+          <m:t>)</m:t>
+        </m:r>
         <m:r>
           <m:rPr>
             <m:sty m:val="p"/>
@@ -10700,28 +10753,30 @@
           <m:r>
             <m:t>N</m:t>
           </m:r>
-          <m:d>
-            <m:dPr>
-              <m:begChr m:val="("/>
-              <m:sepChr m:val=""/>
-              <m:endChr m:val=")"/>
-              <m:grow/>
-            </m:dPr>
-            <m:e>
-              <m:r>
-                <m:t>0</m:t>
-              </m:r>
-              <m:r>
-                <m:rPr>
-                  <m:sty m:val="p"/>
-                </m:rPr>
-                <m:t>,</m:t>
-              </m:r>
-              <m:r>
-                <m:t>1</m:t>
-              </m:r>
-            </m:e>
-          </m:d>
+          <m:r>
+            <m:rPr>
+              <m:sty m:val="p"/>
+            </m:rPr>
+            <m:t>(</m:t>
+          </m:r>
+          <m:r>
+            <m:t>0</m:t>
+          </m:r>
+          <m:r>
+            <m:rPr>
+              <m:sty m:val="p"/>
+            </m:rPr>
+            <m:t>,</m:t>
+          </m:r>
+          <m:r>
+            <m:t>1</m:t>
+          </m:r>
+          <m:r>
+            <m:rPr>
+              <m:sty m:val="p"/>
+            </m:rPr>
+            <m:t>)</m:t>
+          </m:r>
         </m:oMath>
       </m:oMathPara>
     </w:p>
@@ -10786,28 +10841,30 @@
               <m:type m:val="bar"/>
             </m:fPr>
             <m:num>
-              <m:d>
-                <m:dPr>
-                  <m:begChr m:val="("/>
-                  <m:sepChr m:val=""/>
-                  <m:endChr m:val=")"/>
-                  <m:grow/>
-                </m:dPr>
-                <m:e>
-                  <m:r>
-                    <m:t>n</m:t>
-                  </m:r>
-                  <m:r>
-                    <m:rPr>
-                      <m:sty m:val="p"/>
-                    </m:rPr>
-                    <m:t>−</m:t>
-                  </m:r>
-                  <m:r>
-                    <m:t>2</m:t>
-                  </m:r>
-                </m:e>
-              </m:d>
+              <m:r>
+                <m:rPr>
+                  <m:sty m:val="p"/>
+                </m:rPr>
+                <m:t>(</m:t>
+              </m:r>
+              <m:r>
+                <m:t>n</m:t>
+              </m:r>
+              <m:r>
+                <m:rPr>
+                  <m:sty m:val="p"/>
+                </m:rPr>
+                <m:t>−</m:t>
+              </m:r>
+              <m:r>
+                <m:t>2</m:t>
+              </m:r>
+              <m:r>
+                <m:rPr>
+                  <m:sty m:val="p"/>
+                </m:rPr>
+                <m:t>)</m:t>
+              </m:r>
               <m:sSup>
                 <m:e>
                   <m:acc>
@@ -11069,26 +11126,28 @@
               <m:r>
                 <m:t>e</m:t>
               </m:r>
-              <m:d>
-                <m:dPr>
-                  <m:begChr m:val="("/>
-                  <m:sepChr m:val=""/>
-                  <m:endChr m:val=")"/>
-                  <m:grow/>
-                </m:dPr>
+              <m:r>
+                <m:rPr>
+                  <m:sty m:val="p"/>
+                </m:rPr>
+                <m:t>(</m:t>
+              </m:r>
+              <m:acc>
+                <m:accPr>
+                  <m:chr m:val="̂"/>
+                </m:accPr>
                 <m:e>
-                  <m:acc>
-                    <m:accPr>
-                      <m:chr m:val="̂"/>
-                    </m:accPr>
-                    <m:e>
-                      <m:r>
-                        <m:t>β</m:t>
-                      </m:r>
-                    </m:e>
-                  </m:acc>
+                  <m:r>
+                    <m:t>β</m:t>
+                  </m:r>
                 </m:e>
-              </m:d>
+              </m:acc>
+              <m:r>
+                <m:rPr>
+                  <m:sty m:val="p"/>
+                </m:rPr>
+                <m:t>)</m:t>
+              </m:r>
             </m:den>
           </m:f>
           <m:r>
@@ -12649,18 +12708,18 @@
           <wp:inline>
             <wp:extent cx="4352925" cy="3638550"/>
             <wp:effectExtent b="0" l="0" r="0" t="0"/>
-            <wp:docPr descr="" title="" id="37" name="Picture"/>
+            <wp:docPr descr="" title="" id="26" name="Picture"/>
             <a:graphic>
               <a:graphicData uri="http://schemas.openxmlformats.org/drawingml/2006/picture">
                 <pic:pic>
                   <pic:nvPicPr>
-                    <pic:cNvPr descr="index_files/figure-docx/cell-7-output-1.png" id="38" name="Picture"/>
+                    <pic:cNvPr descr="index_files/figure-docx/cell-7-output-1.png" id="27" name="Picture"/>
                     <pic:cNvPicPr>
                       <a:picLocks noChangeArrowheads="1" noChangeAspect="1"/>
                     </pic:cNvPicPr>
                   </pic:nvPicPr>
                   <pic:blipFill>
-                    <a:blip r:embed="rId36"/>
+                    <a:blip r:embed="rId25"/>
                     <a:stretch>
                       <a:fillRect/>
                     </a:stretch>
@@ -12884,26 +12943,28 @@
           <m:r>
             <m:t>e</m:t>
           </m:r>
-          <m:d>
-            <m:dPr>
-              <m:begChr m:val="("/>
-              <m:sepChr m:val=""/>
-              <m:endChr m:val=")"/>
-              <m:grow/>
-            </m:dPr>
+          <m:r>
+            <m:rPr>
+              <m:sty m:val="p"/>
+            </m:rPr>
+            <m:t>(</m:t>
+          </m:r>
+          <m:acc>
+            <m:accPr>
+              <m:chr m:val="̂"/>
+            </m:accPr>
             <m:e>
-              <m:acc>
-                <m:accPr>
-                  <m:chr m:val="̂"/>
-                </m:accPr>
-                <m:e>
-                  <m:r>
-                    <m:t>β</m:t>
-                  </m:r>
-                </m:e>
-              </m:acc>
+              <m:r>
+                <m:t>β</m:t>
+              </m:r>
             </m:e>
-          </m:d>
+          </m:acc>
+          <m:r>
+            <m:rPr>
+              <m:sty m:val="p"/>
+            </m:rPr>
+            <m:t>)</m:t>
+          </m:r>
           <m:r>
             <m:rPr>
               <m:sty m:val="p"/>
@@ -13110,26 +13171,28 @@
               <m:r>
                 <m:t>e</m:t>
               </m:r>
-              <m:d>
-                <m:dPr>
-                  <m:begChr m:val="("/>
-                  <m:sepChr m:val=""/>
-                  <m:endChr m:val=")"/>
-                  <m:grow/>
-                </m:dPr>
+              <m:r>
+                <m:rPr>
+                  <m:sty m:val="p"/>
+                </m:rPr>
+                <m:t>(</m:t>
+              </m:r>
+              <m:acc>
+                <m:accPr>
+                  <m:chr m:val="̂"/>
+                </m:accPr>
                 <m:e>
-                  <m:acc>
-                    <m:accPr>
-                      <m:chr m:val="̂"/>
-                    </m:accPr>
-                    <m:e>
-                      <m:r>
-                        <m:t>β</m:t>
-                      </m:r>
-                    </m:e>
-                  </m:acc>
+                  <m:r>
+                    <m:t>β</m:t>
+                  </m:r>
                 </m:e>
-              </m:d>
+              </m:acc>
+              <m:r>
+                <m:rPr>
+                  <m:sty m:val="p"/>
+                </m:rPr>
+                <m:t>)</m:t>
+              </m:r>
             </m:e>
           </m:d>
           <m:r>
@@ -13165,28 +13228,30 @@
             </m:rPr>
             <m:t>=</m:t>
           </m:r>
-          <m:d>
-            <m:dPr>
-              <m:begChr m:val="("/>
-              <m:sepChr m:val=""/>
-              <m:endChr m:val=")"/>
-              <m:grow/>
-            </m:dPr>
-            <m:e>
-              <m:r>
-                <m:t>0.5207</m:t>
-              </m:r>
-              <m:r>
-                <m:rPr>
-                  <m:sty m:val="p"/>
-                </m:rPr>
-                <m:t>,</m:t>
-              </m:r>
-              <m:r>
-                <m:t>1.1512</m:t>
-              </m:r>
-            </m:e>
-          </m:d>
+          <m:r>
+            <m:rPr>
+              <m:sty m:val="p"/>
+            </m:rPr>
+            <m:t>(</m:t>
+          </m:r>
+          <m:r>
+            <m:t>0.5207</m:t>
+          </m:r>
+          <m:r>
+            <m:rPr>
+              <m:sty m:val="p"/>
+            </m:rPr>
+            <m:t>,</m:t>
+          </m:r>
+          <m:r>
+            <m:t>1.1512</m:t>
+          </m:r>
+          <m:r>
+            <m:rPr>
+              <m:sty m:val="p"/>
+            </m:rPr>
+            <m:t>)</m:t>
+          </m:r>
         </m:oMath>
       </m:oMathPara>
     </w:p>
@@ -13272,8 +13337,8 @@
         <w:t xml:space="preserve">being accepted.</w:t>
       </w:r>
     </w:p>
-    <w:bookmarkEnd w:id="39"/>
-    <w:bookmarkStart w:id="42" w:name="mean-response-and-individual-response"/>
+    <w:bookmarkEnd w:id="28"/>
+    <w:bookmarkStart w:id="31" w:name="mean-response-and-individual-response"/>
     <w:p>
       <w:pPr>
         <w:pStyle w:val="Heading3"/>
@@ -13282,7 +13347,7 @@
         <w:t xml:space="preserve">Mean Response and Individual Response</w:t>
       </w:r>
     </w:p>
-    <w:bookmarkStart w:id="40" w:name="mean-response"/>
+    <w:bookmarkStart w:id="29" w:name="mean-response"/>
     <w:p>
       <w:pPr>
         <w:pStyle w:val="Heading4"/>
@@ -13368,42 +13433,44 @@
         </m:r>
         <m:r>
           <m:rPr>
+            <m:scr m:val="double-struck"/>
             <m:sty m:val="p"/>
-            <m:scr m:val="double-struck"/>
           </m:rPr>
           <m:t>E</m:t>
         </m:r>
-        <m:d>
-          <m:dPr>
-            <m:begChr m:val="["/>
-            <m:sepChr m:val=""/>
-            <m:endChr m:val="]"/>
-            <m:grow/>
-          </m:dPr>
+        <m:r>
+          <m:rPr>
+            <m:sty m:val="p"/>
+          </m:rPr>
+          <m:t>[</m:t>
+        </m:r>
+        <m:r>
+          <m:t>Y</m:t>
+        </m:r>
+        <m:r>
+          <m:rPr>
+            <m:sty m:val="p"/>
+          </m:rPr>
+          <m:t>|</m:t>
+        </m:r>
+        <m:sSub>
           <m:e>
             <m:r>
-              <m:t>Y</m:t>
+              <m:t>x</m:t>
             </m:r>
+          </m:e>
+          <m:sub>
             <m:r>
-              <m:rPr>
-                <m:sty m:val="p"/>
-              </m:rPr>
-              <m:t>|</m:t>
+              <m:t>0</m:t>
             </m:r>
-            <m:sSub>
-              <m:e>
-                <m:r>
-                  <m:t>x</m:t>
-                </m:r>
-              </m:e>
-              <m:sub>
-                <m:r>
-                  <m:t>0</m:t>
-                </m:r>
-              </m:sub>
-            </m:sSub>
-          </m:e>
-        </m:d>
+          </m:sub>
+        </m:sSub>
+        <m:r>
+          <m:rPr>
+            <m:sty m:val="p"/>
+          </m:rPr>
+          <m:t>]</m:t>
+        </m:r>
         <m:r>
           <m:rPr>
             <m:sty m:val="p"/>
@@ -13563,35 +13630,37 @@
           <m:r>
             <m:t>r</m:t>
           </m:r>
-          <m:d>
-            <m:dPr>
-              <m:begChr m:val="("/>
-              <m:sepChr m:val=""/>
-              <m:endChr m:val=")"/>
-              <m:grow/>
-            </m:dPr>
+          <m:r>
+            <m:rPr>
+              <m:sty m:val="p"/>
+            </m:rPr>
+            <m:t>(</m:t>
+          </m:r>
+          <m:sSub>
             <m:e>
-              <m:sSub>
+              <m:acc>
+                <m:accPr>
+                  <m:chr m:val="̂"/>
+                </m:accPr>
                 <m:e>
-                  <m:acc>
-                    <m:accPr>
-                      <m:chr m:val="̂"/>
-                    </m:accPr>
-                    <m:e>
-                      <m:r>
-                        <m:t>μ</m:t>
-                      </m:r>
-                    </m:e>
-                  </m:acc>
+                  <m:r>
+                    <m:t>μ</m:t>
+                  </m:r>
                 </m:e>
-                <m:sub>
-                  <m:r>
-                    <m:t>0</m:t>
-                  </m:r>
-                </m:sub>
-              </m:sSub>
+              </m:acc>
             </m:e>
-          </m:d>
+            <m:sub>
+              <m:r>
+                <m:t>0</m:t>
+              </m:r>
+            </m:sub>
+          </m:sSub>
+          <m:r>
+            <m:rPr>
+              <m:sty m:val="p"/>
+            </m:rPr>
+            <m:t>)</m:t>
+          </m:r>
           <m:r>
             <m:rPr>
               <m:sty m:val="p"/>
@@ -13632,46 +13701,48 @@
                   <m:type m:val="bar"/>
                 </m:fPr>
                 <m:num>
+                  <m:r>
+                    <m:rPr>
+                      <m:sty m:val="p"/>
+                    </m:rPr>
+                    <m:t>(</m:t>
+                  </m:r>
+                  <m:sSub>
+                    <m:e>
+                      <m:r>
+                        <m:t>x</m:t>
+                      </m:r>
+                    </m:e>
+                    <m:sub>
+                      <m:r>
+                        <m:t>0</m:t>
+                      </m:r>
+                    </m:sub>
+                  </m:sSub>
+                  <m:r>
+                    <m:rPr>
+                      <m:sty m:val="p"/>
+                    </m:rPr>
+                    <m:t>−</m:t>
+                  </m:r>
+                  <m:acc>
+                    <m:accPr>
+                      <m:chr m:val="‾"/>
+                    </m:accPr>
+                    <m:e>
+                      <m:r>
+                        <m:t>x</m:t>
+                      </m:r>
+                    </m:e>
+                  </m:acc>
                   <m:sSup>
                     <m:e>
-                      <m:d>
-                        <m:dPr>
-                          <m:begChr m:val="("/>
-                          <m:sepChr m:val=""/>
-                          <m:endChr m:val=")"/>
-                          <m:grow/>
-                        </m:dPr>
-                        <m:e>
-                          <m:sSub>
-                            <m:e>
-                              <m:r>
-                                <m:t>x</m:t>
-                              </m:r>
-                            </m:e>
-                            <m:sub>
-                              <m:r>
-                                <m:t>0</m:t>
-                              </m:r>
-                            </m:sub>
-                          </m:sSub>
-                          <m:r>
-                            <m:rPr>
-                              <m:sty m:val="p"/>
-                            </m:rPr>
-                            <m:t>−</m:t>
-                          </m:r>
-                          <m:acc>
-                            <m:accPr>
-                              <m:chr m:val="‾"/>
-                            </m:accPr>
-                            <m:e>
-                              <m:r>
-                                <m:t>x</m:t>
-                              </m:r>
-                            </m:e>
-                          </m:acc>
-                        </m:e>
-                      </m:d>
+                      <m:r>
+                        <m:rPr>
+                          <m:sty m:val="p"/>
+                        </m:rPr>
+                        <m:t>)</m:t>
+                      </m:r>
                     </m:e>
                     <m:sup>
                       <m:r>
@@ -13782,35 +13853,37 @@
               <m:r>
                 <m:t>e</m:t>
               </m:r>
-              <m:d>
-                <m:dPr>
-                  <m:begChr m:val="["/>
-                  <m:sepChr m:val=""/>
-                  <m:endChr m:val="]"/>
-                  <m:grow/>
-                </m:dPr>
+              <m:r>
+                <m:rPr>
+                  <m:sty m:val="p"/>
+                </m:rPr>
+                <m:t>[</m:t>
+              </m:r>
+              <m:sSub>
                 <m:e>
-                  <m:sSub>
+                  <m:acc>
+                    <m:accPr>
+                      <m:chr m:val="̂"/>
+                    </m:accPr>
                     <m:e>
-                      <m:acc>
-                        <m:accPr>
-                          <m:chr m:val="̂"/>
-                        </m:accPr>
-                        <m:e>
-                          <m:r>
-                            <m:t>μ</m:t>
-                          </m:r>
-                        </m:e>
-                      </m:acc>
+                      <m:r>
+                        <m:t>μ</m:t>
+                      </m:r>
                     </m:e>
-                    <m:sub>
-                      <m:r>
-                        <m:t>0</m:t>
-                      </m:r>
-                    </m:sub>
-                  </m:sSub>
+                  </m:acc>
                 </m:e>
-              </m:d>
+                <m:sub>
+                  <m:r>
+                    <m:t>0</m:t>
+                  </m:r>
+                </m:sub>
+              </m:sSub>
+              <m:r>
+                <m:rPr>
+                  <m:sty m:val="p"/>
+                </m:rPr>
+                <m:t>]</m:t>
+              </m:r>
             </m:den>
           </m:f>
           <m:r>
@@ -13903,46 +13976,48 @@
                           <m:type m:val="bar"/>
                         </m:fPr>
                         <m:num>
+                          <m:r>
+                            <m:rPr>
+                              <m:sty m:val="p"/>
+                            </m:rPr>
+                            <m:t>(</m:t>
+                          </m:r>
+                          <m:sSub>
+                            <m:e>
+                              <m:r>
+                                <m:t>x</m:t>
+                              </m:r>
+                            </m:e>
+                            <m:sub>
+                              <m:r>
+                                <m:t>0</m:t>
+                              </m:r>
+                            </m:sub>
+                          </m:sSub>
+                          <m:r>
+                            <m:rPr>
+                              <m:sty m:val="p"/>
+                            </m:rPr>
+                            <m:t>−</m:t>
+                          </m:r>
+                          <m:acc>
+                            <m:accPr>
+                              <m:chr m:val="‾"/>
+                            </m:accPr>
+                            <m:e>
+                              <m:r>
+                                <m:t>x</m:t>
+                              </m:r>
+                            </m:e>
+                          </m:acc>
                           <m:sSup>
                             <m:e>
-                              <m:d>
-                                <m:dPr>
-                                  <m:begChr m:val="("/>
-                                  <m:sepChr m:val=""/>
-                                  <m:endChr m:val=")"/>
-                                  <m:grow/>
-                                </m:dPr>
-                                <m:e>
-                                  <m:sSub>
-                                    <m:e>
-                                      <m:r>
-                                        <m:t>x</m:t>
-                                      </m:r>
-                                    </m:e>
-                                    <m:sub>
-                                      <m:r>
-                                        <m:t>0</m:t>
-                                      </m:r>
-                                    </m:sub>
-                                  </m:sSub>
-                                  <m:r>
-                                    <m:rPr>
-                                      <m:sty m:val="p"/>
-                                    </m:rPr>
-                                    <m:t>−</m:t>
-                                  </m:r>
-                                  <m:acc>
-                                    <m:accPr>
-                                      <m:chr m:val="‾"/>
-                                    </m:accPr>
-                                    <m:e>
-                                      <m:r>
-                                        <m:t>x</m:t>
-                                      </m:r>
-                                    </m:e>
-                                  </m:acc>
-                                </m:e>
-                              </m:d>
+                              <m:r>
+                                <m:rPr>
+                                  <m:sty m:val="p"/>
+                                </m:rPr>
+                                <m:t>)</m:t>
+                              </m:r>
                             </m:e>
                             <m:sup>
                               <m:r>
@@ -14017,8 +14092,8 @@
         </m:oMath>
       </m:oMathPara>
     </w:p>
-    <w:bookmarkEnd w:id="40"/>
-    <w:bookmarkStart w:id="41" w:name="individual-response"/>
+    <w:bookmarkEnd w:id="29"/>
+    <w:bookmarkStart w:id="30" w:name="individual-response"/>
     <w:p>
       <w:pPr>
         <w:pStyle w:val="Heading4"/>
@@ -14179,35 +14254,37 @@
           <m:r>
             <m:t>r</m:t>
           </m:r>
-          <m:d>
-            <m:dPr>
-              <m:begChr m:val="["/>
-              <m:sepChr m:val=""/>
-              <m:endChr m:val="]"/>
-              <m:grow/>
-            </m:dPr>
+          <m:r>
+            <m:rPr>
+              <m:sty m:val="p"/>
+            </m:rPr>
+            <m:t>[</m:t>
+          </m:r>
+          <m:sSub>
             <m:e>
-              <m:sSub>
+              <m:acc>
+                <m:accPr>
+                  <m:chr m:val="̂"/>
+                </m:accPr>
                 <m:e>
-                  <m:acc>
-                    <m:accPr>
-                      <m:chr m:val="̂"/>
-                    </m:accPr>
-                    <m:e>
-                      <m:r>
-                        <m:t>y</m:t>
-                      </m:r>
-                    </m:e>
-                  </m:acc>
+                  <m:r>
+                    <m:t>y</m:t>
+                  </m:r>
                 </m:e>
-                <m:sub>
-                  <m:r>
-                    <m:t>0</m:t>
-                  </m:r>
-                </m:sub>
-              </m:sSub>
+              </m:acc>
             </m:e>
-          </m:d>
+            <m:sub>
+              <m:r>
+                <m:t>0</m:t>
+              </m:r>
+            </m:sub>
+          </m:sSub>
+          <m:r>
+            <m:rPr>
+              <m:sty m:val="p"/>
+            </m:rPr>
+            <m:t>]</m:t>
+          </m:r>
           <m:r>
             <m:rPr>
               <m:sty m:val="p"/>
@@ -14257,46 +14334,48 @@
                   <m:type m:val="bar"/>
                 </m:fPr>
                 <m:num>
+                  <m:r>
+                    <m:rPr>
+                      <m:sty m:val="p"/>
+                    </m:rPr>
+                    <m:t>(</m:t>
+                  </m:r>
+                  <m:sSub>
+                    <m:e>
+                      <m:r>
+                        <m:t>x</m:t>
+                      </m:r>
+                    </m:e>
+                    <m:sub>
+                      <m:r>
+                        <m:t>0</m:t>
+                      </m:r>
+                    </m:sub>
+                  </m:sSub>
+                  <m:r>
+                    <m:rPr>
+                      <m:sty m:val="p"/>
+                    </m:rPr>
+                    <m:t>−</m:t>
+                  </m:r>
+                  <m:acc>
+                    <m:accPr>
+                      <m:chr m:val="‾"/>
+                    </m:accPr>
+                    <m:e>
+                      <m:r>
+                        <m:t>x</m:t>
+                      </m:r>
+                    </m:e>
+                  </m:acc>
                   <m:sSup>
                     <m:e>
-                      <m:d>
-                        <m:dPr>
-                          <m:begChr m:val="("/>
-                          <m:sepChr m:val=""/>
-                          <m:endChr m:val=")"/>
-                          <m:grow/>
-                        </m:dPr>
-                        <m:e>
-                          <m:sSub>
-                            <m:e>
-                              <m:r>
-                                <m:t>x</m:t>
-                              </m:r>
-                            </m:e>
-                            <m:sub>
-                              <m:r>
-                                <m:t>0</m:t>
-                              </m:r>
-                            </m:sub>
-                          </m:sSub>
-                          <m:r>
-                            <m:rPr>
-                              <m:sty m:val="p"/>
-                            </m:rPr>
-                            <m:t>−</m:t>
-                          </m:r>
-                          <m:acc>
-                            <m:accPr>
-                              <m:chr m:val="‾"/>
-                            </m:accPr>
-                            <m:e>
-                              <m:r>
-                                <m:t>x</m:t>
-                              </m:r>
-                            </m:e>
-                          </m:acc>
-                        </m:e>
-                      </m:d>
+                      <m:r>
+                        <m:rPr>
+                          <m:sty m:val="p"/>
+                        </m:rPr>
+                        <m:t>)</m:t>
+                      </m:r>
                     </m:e>
                     <m:sup>
                       <m:r>
@@ -14398,35 +14477,37 @@
               <m:r>
                 <m:t>e</m:t>
               </m:r>
-              <m:d>
-                <m:dPr>
-                  <m:begChr m:val="["/>
-                  <m:sepChr m:val=""/>
-                  <m:endChr m:val="]"/>
-                  <m:grow/>
-                </m:dPr>
+              <m:r>
+                <m:rPr>
+                  <m:sty m:val="p"/>
+                </m:rPr>
+                <m:t>[</m:t>
+              </m:r>
+              <m:sSub>
                 <m:e>
-                  <m:sSub>
+                  <m:acc>
+                    <m:accPr>
+                      <m:chr m:val="̂"/>
+                    </m:accPr>
                     <m:e>
-                      <m:acc>
-                        <m:accPr>
-                          <m:chr m:val="̂"/>
-                        </m:accPr>
-                        <m:e>
-                          <m:r>
-                            <m:t>y</m:t>
-                          </m:r>
-                        </m:e>
-                      </m:acc>
+                      <m:r>
+                        <m:t>y</m:t>
+                      </m:r>
                     </m:e>
-                    <m:sub>
-                      <m:r>
-                        <m:t>0</m:t>
-                      </m:r>
-                    </m:sub>
-                  </m:sSub>
+                  </m:acc>
                 </m:e>
-              </m:d>
+                <m:sub>
+                  <m:r>
+                    <m:t>0</m:t>
+                  </m:r>
+                </m:sub>
+              </m:sSub>
+              <m:r>
+                <m:rPr>
+                  <m:sty m:val="p"/>
+                </m:rPr>
+                <m:t>]</m:t>
+              </m:r>
             </m:den>
           </m:f>
           <m:r>
@@ -14519,46 +14600,48 @@
                           <m:type m:val="bar"/>
                         </m:fPr>
                         <m:num>
+                          <m:r>
+                            <m:rPr>
+                              <m:sty m:val="p"/>
+                            </m:rPr>
+                            <m:t>(</m:t>
+                          </m:r>
+                          <m:sSub>
+                            <m:e>
+                              <m:r>
+                                <m:t>x</m:t>
+                              </m:r>
+                            </m:e>
+                            <m:sub>
+                              <m:r>
+                                <m:t>0</m:t>
+                              </m:r>
+                            </m:sub>
+                          </m:sSub>
+                          <m:r>
+                            <m:rPr>
+                              <m:sty m:val="p"/>
+                            </m:rPr>
+                            <m:t>−</m:t>
+                          </m:r>
+                          <m:acc>
+                            <m:accPr>
+                              <m:chr m:val="‾"/>
+                            </m:accPr>
+                            <m:e>
+                              <m:r>
+                                <m:t>x</m:t>
+                              </m:r>
+                            </m:e>
+                          </m:acc>
                           <m:sSup>
                             <m:e>
-                              <m:d>
-                                <m:dPr>
-                                  <m:begChr m:val="("/>
-                                  <m:sepChr m:val=""/>
-                                  <m:endChr m:val=")"/>
-                                  <m:grow/>
-                                </m:dPr>
-                                <m:e>
-                                  <m:sSub>
-                                    <m:e>
-                                      <m:r>
-                                        <m:t>x</m:t>
-                                      </m:r>
-                                    </m:e>
-                                    <m:sub>
-                                      <m:r>
-                                        <m:t>0</m:t>
-                                      </m:r>
-                                    </m:sub>
-                                  </m:sSub>
-                                  <m:r>
-                                    <m:rPr>
-                                      <m:sty m:val="p"/>
-                                    </m:rPr>
-                                    <m:t>−</m:t>
-                                  </m:r>
-                                  <m:acc>
-                                    <m:accPr>
-                                      <m:chr m:val="‾"/>
-                                    </m:accPr>
-                                    <m:e>
-                                      <m:r>
-                                        <m:t>x</m:t>
-                                      </m:r>
-                                    </m:e>
-                                  </m:acc>
-                                </m:e>
-                              </m:d>
+                              <m:r>
+                                <m:rPr>
+                                  <m:sty m:val="p"/>
+                                </m:rPr>
+                                <m:t>)</m:t>
+                              </m:r>
                             </m:e>
                             <m:sup>
                               <m:r>
@@ -14746,23 +14829,25 @@
             </m:rPr>
             <m:t>se</m:t>
           </m:r>
-          <m:d>
-            <m:dPr>
-              <m:begChr m:val="["/>
-              <m:sepChr m:val=""/>
-              <m:endChr m:val="]"/>
-              <m:grow/>
-            </m:dPr>
-            <m:e>
-              <m:r>
-                <m:rPr>
-                  <m:nor/>
-                  <m:sty m:val="p"/>
-                </m:rPr>
-                <m:t>Estimate</m:t>
-              </m:r>
-            </m:e>
-          </m:d>
+          <m:r>
+            <m:rPr>
+              <m:sty m:val="p"/>
+            </m:rPr>
+            <m:t>[</m:t>
+          </m:r>
+          <m:r>
+            <m:rPr>
+              <m:nor/>
+              <m:sty m:val="p"/>
+            </m:rPr>
+            <m:t>Estimate</m:t>
+          </m:r>
+          <m:r>
+            <m:rPr>
+              <m:sty m:val="p"/>
+            </m:rPr>
+            <m:t>]</m:t>
+          </m:r>
           <m:r>
             <m:rPr>
               <m:sty m:val="p"/>
@@ -14809,30 +14894,32 @@
                       <m:type m:val="bar"/>
                     </m:fPr>
                     <m:num>
+                      <m:r>
+                        <m:rPr>
+                          <m:sty m:val="p"/>
+                        </m:rPr>
+                        <m:t>(</m:t>
+                      </m:r>
+                      <m:r>
+                        <m:t>3.6</m:t>
+                      </m:r>
+                      <m:r>
+                        <m:rPr>
+                          <m:sty m:val="p"/>
+                        </m:rPr>
+                        <m:t>−</m:t>
+                      </m:r>
+                      <m:r>
+                        <m:t>3.566</m:t>
+                      </m:r>
                       <m:sSup>
                         <m:e>
-                          <m:d>
-                            <m:dPr>
-                              <m:begChr m:val="("/>
-                              <m:sepChr m:val=""/>
-                              <m:endChr m:val=")"/>
-                              <m:grow/>
-                            </m:dPr>
-                            <m:e>
-                              <m:r>
-                                <m:t>3.6</m:t>
-                              </m:r>
-                              <m:r>
-                                <m:rPr>
-                                  <m:sty m:val="p"/>
-                                </m:rPr>
-                                <m:t>−</m:t>
-                              </m:r>
-                              <m:r>
-                                <m:t>3.566</m:t>
-                              </m:r>
-                            </m:e>
-                          </m:d>
+                          <m:r>
+                            <m:rPr>
+                              <m:sty m:val="p"/>
+                            </m:rPr>
+                            <m:t>)</m:t>
+                          </m:r>
                         </m:e>
                         <m:sup>
                           <m:r>
@@ -14912,67 +14999,71 @@
             </m:rPr>
             <m:t>±</m:t>
           </m:r>
-          <m:d>
-            <m:dPr>
-              <m:begChr m:val="("/>
-              <m:sepChr m:val=""/>
-              <m:endChr m:val=")"/>
-              <m:grow/>
-            </m:dPr>
+          <m:r>
+            <m:rPr>
+              <m:sty m:val="p"/>
+            </m:rPr>
+            <m:t>(</m:t>
+          </m:r>
+          <m:sSub>
             <m:e>
-              <m:sSub>
-                <m:e>
-                  <m:r>
-                    <m:t>t</m:t>
-                  </m:r>
-                </m:e>
-                <m:sub>
-                  <m:r>
-                    <m:t>0.025</m:t>
-                  </m:r>
-                  <m:r>
-                    <m:rPr>
-                      <m:sty m:val="p"/>
-                    </m:rPr>
-                    <m:t>,</m:t>
-                  </m:r>
-                  <m:r>
-                    <m:t>8</m:t>
-                  </m:r>
-                </m:sub>
-              </m:sSub>
+              <m:r>
+                <m:t>t</m:t>
+              </m:r>
+            </m:e>
+            <m:sub>
+              <m:r>
+                <m:t>0.025</m:t>
+              </m:r>
               <m:r>
                 <m:rPr>
                   <m:sty m:val="p"/>
                 </m:rPr>
-                <m:t>×</m:t>
+                <m:t>,</m:t>
               </m:r>
               <m:r>
-                <m:rPr>
-                  <m:nor/>
-                  <m:sty m:val="p"/>
-                </m:rPr>
-                <m:t>se</m:t>
+                <m:t>8</m:t>
               </m:r>
-              <m:d>
-                <m:dPr>
-                  <m:begChr m:val="["/>
-                  <m:sepChr m:val=""/>
-                  <m:endChr m:val="]"/>
-                  <m:grow/>
-                </m:dPr>
-                <m:e>
-                  <m:r>
-                    <m:rPr>
-                      <m:nor/>
-                      <m:sty m:val="p"/>
-                    </m:rPr>
-                    <m:t>Estimate</m:t>
-                  </m:r>
-                </m:e>
-              </m:d>
-            </m:e>
-          </m:d>
+            </m:sub>
+          </m:sSub>
+          <m:r>
+            <m:rPr>
+              <m:sty m:val="p"/>
+            </m:rPr>
+            <m:t>×</m:t>
+          </m:r>
+          <m:r>
+            <m:rPr>
+              <m:nor/>
+              <m:sty m:val="p"/>
+            </m:rPr>
+            <m:t>se</m:t>
+          </m:r>
+          <m:r>
+            <m:rPr>
+              <m:sty m:val="p"/>
+            </m:rPr>
+            <m:t>[</m:t>
+          </m:r>
+          <m:r>
+            <m:rPr>
+              <m:nor/>
+              <m:sty m:val="p"/>
+            </m:rPr>
+            <m:t>Estimate</m:t>
+          </m:r>
+          <m:r>
+            <m:rPr>
+              <m:sty m:val="p"/>
+            </m:rPr>
+            <m:t>]</m:t>
+          </m:r>
+          <m:r>
+            <m:rPr>
+              <m:sty m:val="p"/>
+            </m:rPr>
+            <m:t>)</m:t>
+          </m:r>
           <m:r>
             <m:rPr>
               <m:sty m:val="p"/>
@@ -15006,28 +15097,30 @@
             </m:rPr>
             <m:t>=</m:t>
           </m:r>
-          <m:d>
-            <m:dPr>
-              <m:begChr m:val="("/>
-              <m:sepChr m:val=""/>
-              <m:endChr m:val=")"/>
-              <m:grow/>
-            </m:dPr>
-            <m:e>
-              <m:r>
-                <m:t>2.985</m:t>
-              </m:r>
-              <m:r>
-                <m:rPr>
-                  <m:sty m:val="p"/>
-                </m:rPr>
-                <m:t>,</m:t>
-              </m:r>
-              <m:r>
-                <m:t>3.567</m:t>
-              </m:r>
-            </m:e>
-          </m:d>
+          <m:r>
+            <m:rPr>
+              <m:sty m:val="p"/>
+            </m:rPr>
+            <m:t>(</m:t>
+          </m:r>
+          <m:r>
+            <m:t>2.985</m:t>
+          </m:r>
+          <m:r>
+            <m:rPr>
+              <m:sty m:val="p"/>
+            </m:rPr>
+            <m:t>,</m:t>
+          </m:r>
+          <m:r>
+            <m:t>3.567</m:t>
+          </m:r>
+          <m:r>
+            <m:rPr>
+              <m:sty m:val="p"/>
+            </m:rPr>
+            <m:t>)</m:t>
+          </m:r>
         </m:oMath>
       </m:oMathPara>
     </w:p>
@@ -15059,40 +15152,42 @@
         <w:t xml:space="preserve"> </w:t>
       </w:r>
       <m:oMath>
-        <m:d>
-          <m:dPr>
-            <m:begChr m:val="("/>
-            <m:sepChr m:val=""/>
-            <m:endChr m:val=")"/>
-            <m:grow/>
-          </m:dPr>
-          <m:e>
-            <m:r>
-              <m:rPr>
-                <m:sty m:val="p"/>
-              </m:rPr>
-              <m:t>$</m:t>
-            </m:r>
-            <m:r>
-              <m:t>298.50</m:t>
-            </m:r>
-            <m:r>
-              <m:rPr>
-                <m:sty m:val="p"/>
-              </m:rPr>
-              <m:t>,</m:t>
-            </m:r>
-            <m:r>
-              <m:rPr>
-                <m:sty m:val="p"/>
-              </m:rPr>
-              <m:t>$</m:t>
-            </m:r>
-            <m:r>
-              <m:t>356.70</m:t>
-            </m:r>
-          </m:e>
-        </m:d>
+        <m:r>
+          <m:rPr>
+            <m:sty m:val="p"/>
+          </m:rPr>
+          <m:t>(</m:t>
+        </m:r>
+        <m:r>
+          <m:rPr>
+            <m:sty m:val="p"/>
+          </m:rPr>
+          <m:t>$</m:t>
+        </m:r>
+        <m:r>
+          <m:t>298.50</m:t>
+        </m:r>
+        <m:r>
+          <m:rPr>
+            <m:sty m:val="p"/>
+          </m:rPr>
+          <m:t>,</m:t>
+        </m:r>
+        <m:r>
+          <m:rPr>
+            <m:sty m:val="p"/>
+          </m:rPr>
+          <m:t>$</m:t>
+        </m:r>
+        <m:r>
+          <m:t>356.70</m:t>
+        </m:r>
+        <m:r>
+          <m:rPr>
+            <m:sty m:val="p"/>
+          </m:rPr>
+          <m:t>)</m:t>
+        </m:r>
       </m:oMath>
     </w:p>
     <w:p>
@@ -15139,45 +15234,47 @@
         <w:t xml:space="preserve"> </w:t>
       </w:r>
       <m:oMath>
-        <m:d>
-          <m:dPr>
-            <m:begChr m:val="("/>
-            <m:sepChr m:val=""/>
-            <m:endChr m:val=")"/>
-            <m:grow/>
-          </m:dPr>
-          <m:e>
-            <m:r>
-              <m:rPr>
-                <m:sty m:val="p"/>
-              </m:rPr>
-              <m:t>$</m:t>
-            </m:r>
-            <m:r>
-              <m:t>231.03</m:t>
-            </m:r>
-            <m:r>
-              <m:rPr>
-                <m:sty m:val="p"/>
-              </m:rPr>
-              <m:t>,</m:t>
-            </m:r>
-            <m:r>
-              <m:rPr>
-                <m:sty m:val="p"/>
-              </m:rPr>
-              <m:t>$</m:t>
-            </m:r>
-            <m:r>
-              <m:t>424.17</m:t>
-            </m:r>
-          </m:e>
-        </m:d>
+        <m:r>
+          <m:rPr>
+            <m:sty m:val="p"/>
+          </m:rPr>
+          <m:t>(</m:t>
+        </m:r>
+        <m:r>
+          <m:rPr>
+            <m:sty m:val="p"/>
+          </m:rPr>
+          <m:t>$</m:t>
+        </m:r>
+        <m:r>
+          <m:t>231.03</m:t>
+        </m:r>
+        <m:r>
+          <m:rPr>
+            <m:sty m:val="p"/>
+          </m:rPr>
+          <m:t>,</m:t>
+        </m:r>
+        <m:r>
+          <m:rPr>
+            <m:sty m:val="p"/>
+          </m:rPr>
+          <m:t>$</m:t>
+        </m:r>
+        <m:r>
+          <m:t>424.17</m:t>
+        </m:r>
+        <m:r>
+          <m:rPr>
+            <m:sty m:val="p"/>
+          </m:rPr>
+          <m:t>)</m:t>
+        </m:r>
       </m:oMath>
     </w:p>
-    <w:bookmarkEnd w:id="41"/>
-    <w:bookmarkEnd w:id="42"/>
-    <w:bookmarkStart w:id="49" w:name="model-accuracy"/>
+    <w:bookmarkEnd w:id="30"/>
+    <w:bookmarkEnd w:id="31"/>
+    <w:bookmarkStart w:id="38" w:name="model-accuracy"/>
     <w:p>
       <w:pPr>
         <w:pStyle w:val="Heading3"/>
@@ -15997,18 +16094,18 @@
           <wp:inline>
             <wp:extent cx="4410075" cy="3638550"/>
             <wp:effectExtent b="0" l="0" r="0" t="0"/>
-            <wp:docPr descr="" title="" id="44" name="Picture"/>
+            <wp:docPr descr="" title="" id="33" name="Picture"/>
             <a:graphic>
               <a:graphicData uri="http://schemas.openxmlformats.org/drawingml/2006/picture">
                 <pic:pic>
                   <pic:nvPicPr>
-                    <pic:cNvPr descr="index_files/figure-docx/cell-8-output-1.png" id="45" name="Picture"/>
+                    <pic:cNvPr descr="index_files/figure-docx/cell-8-output-1.png" id="34" name="Picture"/>
                     <pic:cNvPicPr>
                       <a:picLocks noChangeArrowheads="1" noChangeAspect="1"/>
                     </pic:cNvPicPr>
                   </pic:nvPicPr>
                   <pic:blipFill>
-                    <a:blip r:embed="rId43"/>
+                    <a:blip r:embed="rId32"/>
                     <a:stretch>
                       <a:fillRect/>
                     </a:stretch>
@@ -17331,18 +17428,18 @@
           <wp:inline>
             <wp:extent cx="4381500" cy="3638550"/>
             <wp:effectExtent b="0" l="0" r="0" t="0"/>
-            <wp:docPr descr="" title="" id="47" name="Picture"/>
+            <wp:docPr descr="" title="" id="36" name="Picture"/>
             <a:graphic>
               <a:graphicData uri="http://schemas.openxmlformats.org/drawingml/2006/picture">
                 <pic:pic>
                   <pic:nvPicPr>
-                    <pic:cNvPr descr="index_files/figure-docx/cell-10-output-1.png" id="48" name="Picture"/>
+                    <pic:cNvPr descr="index_files/figure-docx/cell-10-output-1.png" id="37" name="Picture"/>
                     <pic:cNvPicPr>
                       <a:picLocks noChangeArrowheads="1" noChangeAspect="1"/>
                     </pic:cNvPicPr>
                   </pic:nvPicPr>
                   <pic:blipFill>
-                    <a:blip r:embed="rId46"/>
+                    <a:blip r:embed="rId35"/>
                     <a:stretch>
                       <a:fillRect/>
                     </a:stretch>
@@ -17385,9 +17482,9 @@
         <w:t xml:space="preserve">Thanks for reading.</w:t>
       </w:r>
     </w:p>
-    <w:bookmarkEnd w:id="49"/>
-    <w:bookmarkEnd w:id="50"/>
-    <w:bookmarkStart w:id="52" w:name="references"/>
+    <w:bookmarkEnd w:id="38"/>
+    <w:bookmarkEnd w:id="39"/>
+    <w:bookmarkStart w:id="41" w:name="references"/>
     <w:p>
       <w:pPr>
         <w:pStyle w:val="Heading2"/>
@@ -17828,8 +17925,8 @@
         <w:t xml:space="preserve"> </w:t>
       </w:r>
     </w:p>
-    <w:bookmarkStart w:id="51" w:name="fb-root"/>
-    <w:bookmarkEnd w:id="51"/>
+    <w:bookmarkStart w:id="40" w:name="fb-root"/>
+    <w:bookmarkEnd w:id="40"/>
     <w:p>
       <w:pPr>
         <w:pStyle w:val="BodyText"/>
@@ -17842,7 +17939,7 @@
         <w:t xml:space="preserve">You may also like</w:t>
       </w:r>
     </w:p>
-    <w:bookmarkEnd w:id="52"/>
+    <w:bookmarkEnd w:id="41"/>
     <w:sectPr>
       <w:footnotePr>
         <w:numRestart w:val="eachSect"/>
@@ -18188,10 +18285,10 @@
   <w:docDefaults>
     <w:rPrDefault>
       <w:rPr>
-        <w:rFonts w:asciiTheme="minorHAnsi" w:cstheme="minorBidi" w:eastAsiaTheme="minorHAnsi" w:hAnsiTheme="minorHAnsi"/>
+        <w:rFonts w:asciiTheme="minorHAnsi" w:cstheme="minorBidi" w:eastAsiaTheme="minorEastAsia" w:hAnsiTheme="minorHAnsi"/>
         <w:sz w:val="24"/>
         <w:szCs w:val="24"/>
-        <w:lang w:bidi="ar-SA" w:eastAsia="en-US" w:val="en-US"/>
+        <w:lang w:bidi="ar-SA" w:eastAsia="zh-CN" w:val="en-US"/>
       </w:rPr>
     </w:rPrDefault>
     <w:pPrDefault>
@@ -18732,13 +18829,6 @@
       </w:tblCellMar>
     </w:tblPr>
     <w:tblStylePr w:type="firstRow">
-      <w:tblPr>
-        <w:jc w:val="left"/>
-        <w:tblInd w:type="dxa" w:w="0"/>
-      </w:tblPr>
-      <w:trPr>
-        <w:jc w:val="left"/>
-      </w:trPr>
       <w:tcPr>
         <w:tcBorders>
           <w:bottom w:val="single"/>

--- a/posts/corrandreg/index.docx
+++ b/posts/corrandreg/index.docx
@@ -17484,7 +17484,7 @@
     </w:p>
     <w:bookmarkEnd w:id="38"/>
     <w:bookmarkEnd w:id="39"/>
-    <w:bookmarkStart w:id="41" w:name="references"/>
+    <w:bookmarkStart w:id="40" w:name="references"/>
     <w:p>
       <w:pPr>
         <w:pStyle w:val="Heading2"/>
@@ -17883,63 +17883,10 @@
           <w:b/>
           <w:bCs/>
         </w:rPr>
-        <w:t xml:space="preserve">Share on</w:t>
+        <w:t xml:space="preserve">You may also like</w:t>
       </w:r>
     </w:p>
-    <w:p>
-      <w:pPr>
-        <w:pStyle w:val="BodyText"/>
-      </w:pPr>
-    </w:p>
-    <w:p>
-      <w:pPr>
-        <w:pStyle w:val="BodyText"/>
-      </w:pPr>
-      <w:r>
-        <w:t xml:space="preserve"> </w:t>
-      </w:r>
-    </w:p>
-    <w:p>
-      <w:pPr>
-        <w:pStyle w:val="BodyText"/>
-      </w:pPr>
-    </w:p>
-    <w:p>
-      <w:pPr>
-        <w:pStyle w:val="BodyText"/>
-      </w:pPr>
-      <w:r>
-        <w:t xml:space="preserve"> </w:t>
-      </w:r>
-    </w:p>
-    <w:p>
-      <w:pPr>
-        <w:pStyle w:val="BodyText"/>
-      </w:pPr>
-    </w:p>
-    <w:p>
-      <w:pPr>
-        <w:pStyle w:val="BodyText"/>
-      </w:pPr>
-      <w:r>
-        <w:t xml:space="preserve"> </w:t>
-      </w:r>
-    </w:p>
-    <w:bookmarkStart w:id="40" w:name="fb-root"/>
     <w:bookmarkEnd w:id="40"/>
-    <w:p>
-      <w:pPr>
-        <w:pStyle w:val="BodyText"/>
-      </w:pPr>
-      <w:r>
-        <w:rPr>
-          <w:b/>
-          <w:bCs/>
-        </w:rPr>
-        <w:t xml:space="preserve">You may also like</w:t>
-      </w:r>
-    </w:p>
-    <w:bookmarkEnd w:id="41"/>
     <w:sectPr>
       <w:footnotePr>
         <w:numRestart w:val="eachSect"/>
